--- a/LR2b.docx
+++ b/LR2b.docx
@@ -616,7 +616,7 @@
           <w:b/>
           <w:bCs/>
         </w:rPr>
-        <w:t>Джилба</w:t>
+        <w:t>Граничных значений</w:t>
       </w:r>
       <w:r>
         <w:rPr>
@@ -2601,6 +2601,7 @@
           <w:szCs w:val="20"/>
           <w:lang w:val="en-US" w:eastAsia="en-US"/>
         </w:rPr>
+        <w:lastRenderedPageBreak/>
         <w:t>}</w:t>
       </w:r>
     </w:p>
@@ -2633,7 +2634,6 @@
           <w:szCs w:val="20"/>
           <w:lang w:val="en-US" w:eastAsia="en-US"/>
         </w:rPr>
-        <w:lastRenderedPageBreak/>
         <w:t>var data = [5, -3, 0, 8, -1, 4];</w:t>
       </w:r>
     </w:p>
@@ -3039,13 +3039,12 @@
           <w:b/>
           <w:bCs/>
           <w:iCs/>
-          <w:noProof/>
         </w:rPr>
         <w:drawing>
-          <wp:inline distT="0" distB="0" distL="0" distR="0" wp14:anchorId="7AE85655" wp14:editId="1F0E9991">
-            <wp:extent cx="5940425" cy="8604250"/>
-            <wp:effectExtent l="0" t="0" r="3175" b="6350"/>
-            <wp:docPr id="1890033732" name="Рисунок 1"/>
+          <wp:inline distT="0" distB="0" distL="0" distR="0" wp14:anchorId="261CD612" wp14:editId="6F11CDD4">
+            <wp:extent cx="5940425" cy="8207375"/>
+            <wp:effectExtent l="0" t="0" r="3175" b="0"/>
+            <wp:docPr id="1290231066" name="Рисунок 1"/>
             <wp:cNvGraphicFramePr>
               <a:graphicFrameLocks xmlns:a="http://schemas.openxmlformats.org/drawingml/2006/main" noChangeAspect="1"/>
             </wp:cNvGraphicFramePr>
@@ -3053,7 +3052,7 @@
               <a:graphicData uri="http://schemas.openxmlformats.org/drawingml/2006/picture">
                 <pic:pic xmlns:pic="http://schemas.openxmlformats.org/drawingml/2006/picture">
                   <pic:nvPicPr>
-                    <pic:cNvPr id="1890033732" name=""/>
+                    <pic:cNvPr id="1290231066" name=""/>
                     <pic:cNvPicPr/>
                   </pic:nvPicPr>
                   <pic:blipFill>
@@ -3065,7 +3064,7 @@
                   <pic:spPr>
                     <a:xfrm>
                       <a:off x="0" y="0"/>
-                      <a:ext cx="5940425" cy="8604250"/>
+                      <a:ext cx="5940425" cy="8207375"/>
                     </a:xfrm>
                     <a:prstGeom prst="rect">
                       <a:avLst/>
@@ -3092,14 +3091,13 @@
           <w:b/>
           <w:bCs/>
           <w:iCs/>
-          <w:noProof/>
         </w:rPr>
         <w:lastRenderedPageBreak/>
         <w:drawing>
-          <wp:inline distT="0" distB="0" distL="0" distR="0" wp14:anchorId="3470A0ED" wp14:editId="37C444F6">
-            <wp:extent cx="5940425" cy="7528560"/>
-            <wp:effectExtent l="0" t="0" r="3175" b="2540"/>
-            <wp:docPr id="1919538218" name="Рисунок 1"/>
+          <wp:inline distT="0" distB="0" distL="0" distR="0" wp14:anchorId="0CC11ADC" wp14:editId="5B170BF2">
+            <wp:extent cx="5940425" cy="5891530"/>
+            <wp:effectExtent l="0" t="0" r="3175" b="1270"/>
+            <wp:docPr id="26020218" name="Рисунок 1"/>
             <wp:cNvGraphicFramePr>
               <a:graphicFrameLocks xmlns:a="http://schemas.openxmlformats.org/drawingml/2006/main" noChangeAspect="1"/>
             </wp:cNvGraphicFramePr>
@@ -3107,7 +3105,7 @@
               <a:graphicData uri="http://schemas.openxmlformats.org/drawingml/2006/picture">
                 <pic:pic xmlns:pic="http://schemas.openxmlformats.org/drawingml/2006/picture">
                   <pic:nvPicPr>
-                    <pic:cNvPr id="1919538218" name=""/>
+                    <pic:cNvPr id="26020218" name=""/>
                     <pic:cNvPicPr/>
                   </pic:nvPicPr>
                   <pic:blipFill>
@@ -3119,7 +3117,7 @@
                   <pic:spPr>
                     <a:xfrm>
                       <a:off x="0" y="0"/>
-                      <a:ext cx="5940425" cy="7528560"/>
+                      <a:ext cx="5940425" cy="5891530"/>
                     </a:xfrm>
                     <a:prstGeom prst="rect">
                       <a:avLst/>
@@ -3139,79 +3137,17 @@
           <w:b/>
           <w:bCs/>
           <w:iCs/>
-        </w:rPr>
-      </w:pPr>
-    </w:p>
-    <w:p>
-      <w:pPr>
-        <w:spacing w:after="160" w:line="259" w:lineRule="auto"/>
+          <w:lang w:val="en-US"/>
+        </w:rPr>
+      </w:pPr>
+      <w:r>
         <w:rPr>
           <w:b/>
           <w:bCs/>
           <w:iCs/>
         </w:rPr>
-      </w:pPr>
-    </w:p>
-    <w:p>
-      <w:pPr>
-        <w:spacing w:after="160" w:line="259" w:lineRule="auto"/>
-        <w:rPr>
-          <w:b/>
-          <w:bCs/>
-          <w:iCs/>
-        </w:rPr>
-      </w:pPr>
-    </w:p>
-    <w:p>
-      <w:pPr>
-        <w:spacing w:after="160" w:line="259" w:lineRule="auto"/>
-        <w:rPr>
-          <w:b/>
-          <w:bCs/>
-          <w:iCs/>
-          <w:lang w:val="en-US"/>
-        </w:rPr>
-      </w:pPr>
-    </w:p>
-    <w:p>
-      <w:pPr>
-        <w:spacing w:after="160" w:line="259" w:lineRule="auto"/>
-        <w:rPr>
-          <w:b/>
-          <w:bCs/>
-          <w:iCs/>
-        </w:rPr>
-      </w:pPr>
-    </w:p>
-    <w:p>
-      <w:pPr>
-        <w:spacing w:after="160" w:line="259" w:lineRule="auto"/>
-        <w:rPr>
-          <w:b/>
-          <w:bCs/>
-          <w:iCs/>
-        </w:rPr>
-      </w:pPr>
-    </w:p>
-    <w:p>
-      <w:pPr>
-        <w:spacing w:after="160" w:line="259" w:lineRule="auto"/>
-        <w:rPr>
-          <w:b/>
-          <w:bCs/>
-          <w:iCs/>
-        </w:rPr>
-      </w:pPr>
-    </w:p>
-    <w:p>
-      <w:pPr>
-        <w:ind w:right="-22" w:firstLine="720"/>
-        <w:jc w:val="both"/>
-        <w:rPr>
-          <w:b/>
-          <w:bCs/>
-        </w:rPr>
-      </w:pPr>
+        <w:br w:type="page"/>
+      </w:r>
     </w:p>
     <w:p>
       <w:pPr>
@@ -3233,6 +3169,7 @@
           <w:sz w:val="28"/>
           <w:szCs w:val="28"/>
         </w:rPr>
+        <w:lastRenderedPageBreak/>
         <w:t>Ручной расч</w:t>
       </w:r>
       <w:r>
@@ -3269,6 +3206,35 @@
     <w:p>
       <w:pPr>
         <w:pStyle w:val="HTML"/>
+        <w:ind w:left="360"/>
+        <w:rPr>
+          <w:rFonts w:ascii="Times New Roman" w:hAnsi="Times New Roman" w:cs="Times New Roman"/>
+          <w:b/>
+          <w:bCs/>
+          <w:sz w:val="28"/>
+          <w:szCs w:val="28"/>
+        </w:rPr>
+      </w:pPr>
+    </w:p>
+    <w:p>
+      <w:pPr>
+        <w:rPr>
+          <w:b/>
+          <w:bCs/>
+          <w:lang w:val="en-US"/>
+        </w:rPr>
+      </w:pPr>
+      <w:r>
+        <w:rPr>
+          <w:b/>
+          <w:bCs/>
+        </w:rPr>
+        <w:t>Таблица 1 – Свойства подграфов программы</w:t>
+      </w:r>
+    </w:p>
+    <w:p>
+      <w:pPr>
+        <w:pStyle w:val="HTML"/>
         <w:ind w:left="720"/>
         <w:rPr>
           <w:rFonts w:ascii="Times New Roman" w:hAnsi="Times New Roman" w:cs="Times New Roman"/>
@@ -3279,260 +3245,3132 @@
     </w:p>
     <w:p>
       <w:pPr>
-        <w:pStyle w:val="HTML"/>
-        <w:ind w:left="720"/>
-        <w:rPr>
-          <w:rFonts w:ascii="Times New Roman" w:hAnsi="Times New Roman" w:cs="Times New Roman"/>
-          <w:sz w:val="28"/>
-          <w:szCs w:val="28"/>
-        </w:rPr>
-      </w:pPr>
-      <w:r>
-        <w:rPr>
-          <w:rFonts w:ascii="Times New Roman" w:hAnsi="Times New Roman" w:cs="Times New Roman"/>
-          <w:sz w:val="28"/>
-          <w:szCs w:val="28"/>
-        </w:rPr>
-        <w:t xml:space="preserve">Абсолютная сложность программы </w:t>
-      </w:r>
-      <w:r>
-        <w:rPr>
-          <w:rFonts w:ascii="Times New Roman" w:hAnsi="Times New Roman" w:cs="Times New Roman"/>
-          <w:sz w:val="28"/>
-          <w:szCs w:val="28"/>
-          <w:lang w:val="en-US"/>
-        </w:rPr>
-        <w:t>CL</w:t>
-      </w:r>
-      <w:r>
-        <w:rPr>
-          <w:rFonts w:ascii="Times New Roman" w:hAnsi="Times New Roman" w:cs="Times New Roman"/>
-          <w:sz w:val="28"/>
-          <w:szCs w:val="28"/>
-        </w:rPr>
-        <w:t xml:space="preserve"> = </w:t>
-      </w:r>
-      <w:r>
-        <w:rPr>
-          <w:rFonts w:ascii="Times New Roman" w:hAnsi="Times New Roman" w:cs="Times New Roman"/>
-          <w:sz w:val="28"/>
-          <w:szCs w:val="28"/>
-        </w:rPr>
-        <w:t>1</w:t>
-      </w:r>
-      <w:r>
-        <w:rPr>
-          <w:rFonts w:ascii="Times New Roman" w:hAnsi="Times New Roman" w:cs="Times New Roman"/>
-          <w:sz w:val="28"/>
-          <w:szCs w:val="28"/>
-        </w:rPr>
-        <w:t>2</w:t>
-      </w:r>
-    </w:p>
-    <w:p>
-      <w:pPr>
-        <w:pStyle w:val="HTML"/>
-        <w:ind w:left="720"/>
-        <w:rPr>
-          <w:rFonts w:ascii="Times New Roman" w:hAnsi="Times New Roman" w:cs="Times New Roman"/>
-          <w:sz w:val="28"/>
-          <w:szCs w:val="28"/>
-        </w:rPr>
-      </w:pPr>
-      <w:r>
-        <w:rPr>
-          <w:rFonts w:ascii="Times New Roman" w:hAnsi="Times New Roman" w:cs="Times New Roman"/>
-          <w:sz w:val="28"/>
-          <w:szCs w:val="28"/>
-        </w:rPr>
-        <w:t xml:space="preserve">Относительная сложность программы </w:t>
-      </w:r>
-      <w:r>
-        <w:rPr>
-          <w:rFonts w:ascii="Times New Roman" w:hAnsi="Times New Roman" w:cs="Times New Roman"/>
-          <w:sz w:val="28"/>
-          <w:szCs w:val="28"/>
-          <w:lang w:val="en-US"/>
-        </w:rPr>
-        <w:t>cl</w:t>
-      </w:r>
-      <w:r>
-        <w:rPr>
-          <w:rFonts w:ascii="Times New Roman" w:hAnsi="Times New Roman" w:cs="Times New Roman"/>
-          <w:sz w:val="28"/>
-          <w:szCs w:val="28"/>
-        </w:rPr>
-        <w:t xml:space="preserve"> = </w:t>
-      </w:r>
-      <w:r>
-        <w:rPr>
-          <w:rFonts w:ascii="Times New Roman" w:hAnsi="Times New Roman" w:cs="Times New Roman"/>
-          <w:sz w:val="28"/>
-          <w:szCs w:val="28"/>
-        </w:rPr>
-        <w:t>1</w:t>
-      </w:r>
-      <w:r>
-        <w:rPr>
-          <w:rFonts w:ascii="Times New Roman" w:hAnsi="Times New Roman" w:cs="Times New Roman"/>
-          <w:sz w:val="28"/>
-          <w:szCs w:val="28"/>
-        </w:rPr>
-        <w:t>2</w:t>
-      </w:r>
-      <w:r>
-        <w:rPr>
-          <w:rFonts w:ascii="Times New Roman" w:hAnsi="Times New Roman" w:cs="Times New Roman"/>
-          <w:sz w:val="28"/>
-          <w:szCs w:val="28"/>
-        </w:rPr>
-        <w:t xml:space="preserve"> / </w:t>
-      </w:r>
-      <w:r>
-        <w:rPr>
-          <w:rFonts w:ascii="Times New Roman" w:hAnsi="Times New Roman" w:cs="Times New Roman"/>
-          <w:sz w:val="28"/>
-          <w:szCs w:val="28"/>
-        </w:rPr>
-        <w:t>43</w:t>
-      </w:r>
-      <w:r>
-        <w:rPr>
-          <w:rFonts w:ascii="Times New Roman" w:hAnsi="Times New Roman" w:cs="Times New Roman"/>
-          <w:sz w:val="28"/>
-          <w:szCs w:val="28"/>
-        </w:rPr>
-        <w:t xml:space="preserve">= </w:t>
-      </w:r>
-      <w:r>
-        <w:rPr>
-          <w:rFonts w:ascii="Times New Roman" w:hAnsi="Times New Roman" w:cs="Times New Roman"/>
-          <w:sz w:val="28"/>
-          <w:szCs w:val="28"/>
-        </w:rPr>
-        <w:t>0.</w:t>
-      </w:r>
-      <w:r>
-        <w:rPr>
-          <w:rFonts w:ascii="Times New Roman" w:hAnsi="Times New Roman" w:cs="Times New Roman"/>
-          <w:sz w:val="28"/>
-          <w:szCs w:val="28"/>
-        </w:rPr>
-        <w:t>279</w:t>
-      </w:r>
-    </w:p>
-    <w:p>
-      <w:pPr>
-        <w:pStyle w:val="HTML"/>
-        <w:ind w:left="720"/>
-        <w:rPr>
-          <w:rFonts w:ascii="Times New Roman" w:hAnsi="Times New Roman" w:cs="Times New Roman"/>
-          <w:sz w:val="28"/>
-          <w:szCs w:val="28"/>
-        </w:rPr>
-      </w:pPr>
-      <w:r>
-        <w:rPr>
-          <w:rFonts w:ascii="Times New Roman" w:hAnsi="Times New Roman" w:cs="Times New Roman"/>
-          <w:sz w:val="28"/>
-          <w:szCs w:val="28"/>
-        </w:rPr>
-        <w:t xml:space="preserve">Максимальный уровень вложенности условного оператора </w:t>
-      </w:r>
-      <w:r>
-        <w:rPr>
-          <w:rFonts w:ascii="Times New Roman" w:hAnsi="Times New Roman" w:cs="Times New Roman"/>
-          <w:sz w:val="28"/>
-          <w:szCs w:val="28"/>
-          <w:lang w:val="en-US"/>
-        </w:rPr>
-        <w:t>CLI</w:t>
-      </w:r>
-      <w:r>
-        <w:rPr>
-          <w:rFonts w:ascii="Times New Roman" w:hAnsi="Times New Roman" w:cs="Times New Roman"/>
-          <w:sz w:val="28"/>
-          <w:szCs w:val="28"/>
-        </w:rPr>
-        <w:t xml:space="preserve"> = </w:t>
-      </w:r>
-      <w:r>
-        <w:rPr>
-          <w:rFonts w:ascii="Times New Roman" w:hAnsi="Times New Roman" w:cs="Times New Roman"/>
-          <w:sz w:val="28"/>
-          <w:szCs w:val="28"/>
-        </w:rPr>
-        <w:t>3</w:t>
-      </w:r>
-    </w:p>
-    <w:p>
-      <w:pPr>
-        <w:rPr>
-          <w:b/>
-          <w:bCs/>
-        </w:rPr>
-      </w:pPr>
-    </w:p>
-    <w:p>
-      <w:pPr>
-        <w:rPr>
-          <w:b/>
-          <w:bCs/>
-        </w:rPr>
-      </w:pPr>
-      <w:r>
-        <w:rPr>
-          <w:b/>
-          <w:bCs/>
-        </w:rPr>
-        <w:t>Результат выполнения программы</w:t>
-      </w:r>
-      <w:r>
-        <w:rPr>
-          <w:b/>
-          <w:bCs/>
-        </w:rPr>
-        <w:t xml:space="preserve"> </w:t>
-      </w:r>
-      <w:r>
-        <w:rPr>
-          <w:b/>
-          <w:bCs/>
-        </w:rPr>
-        <w:t xml:space="preserve">на </w:t>
-      </w:r>
-      <w:r>
+        <w:ind w:left="-851" w:right="-143"/>
+        <w:jc w:val="center"/>
         <w:rPr>
           <w:b/>
           <w:bCs/>
           <w:lang w:val="en-US"/>
         </w:rPr>
-        <w:t>C</w:t>
-      </w:r>
-      <w:r>
+      </w:pPr>
+    </w:p>
+    <w:tbl>
+      <w:tblPr>
+        <w:tblW w:w="11100" w:type="dxa"/>
+        <w:tblInd w:w="-1310" w:type="dxa"/>
+        <w:tblCellMar>
+          <w:top w:w="15" w:type="dxa"/>
+        </w:tblCellMar>
+        <w:tblLook w:val="04A0" w:firstRow="1" w:lastRow="0" w:firstColumn="1" w:lastColumn="0" w:noHBand="0" w:noVBand="1"/>
+      </w:tblPr>
+      <w:tblGrid>
+        <w:gridCol w:w="2243"/>
+        <w:gridCol w:w="716"/>
+        <w:gridCol w:w="653"/>
+        <w:gridCol w:w="668"/>
+        <w:gridCol w:w="668"/>
+        <w:gridCol w:w="668"/>
+        <w:gridCol w:w="668"/>
+        <w:gridCol w:w="668"/>
+        <w:gridCol w:w="993"/>
+        <w:gridCol w:w="993"/>
+        <w:gridCol w:w="993"/>
+        <w:gridCol w:w="947"/>
+        <w:gridCol w:w="222"/>
+      </w:tblGrid>
+      <w:tr>
+        <w:trPr>
+          <w:gridAfter w:val="1"/>
+          <w:wAfter w:w="222" w:type="dxa"/>
+          <w:trHeight w:val="700"/>
+        </w:trPr>
+        <w:tc>
+          <w:tcPr>
+            <w:tcW w:w="2243" w:type="dxa"/>
+            <w:vMerge w:val="restart"/>
+            <w:tcBorders>
+              <w:top w:val="single" w:sz="4" w:space="0" w:color="auto"/>
+              <w:left w:val="single" w:sz="4" w:space="0" w:color="auto"/>
+              <w:bottom w:val="single" w:sz="4" w:space="0" w:color="000000"/>
+              <w:right w:val="single" w:sz="4" w:space="0" w:color="auto"/>
+            </w:tcBorders>
+            <w:vAlign w:val="center"/>
+            <w:hideMark/>
+          </w:tcPr>
+          <w:p>
+            <w:pPr>
+              <w:jc w:val="center"/>
+              <w:rPr>
+                <w:color w:val="000000"/>
+                <w:sz w:val="24"/>
+                <w:szCs w:val="24"/>
+                <w:lang w:val="ru-BY"/>
+              </w:rPr>
+            </w:pPr>
+            <w:r>
+              <w:rPr>
+                <w:color w:val="000000"/>
+                <w:sz w:val="24"/>
+              </w:rPr>
+              <w:t>Свойства подграфов программы</w:t>
+            </w:r>
+          </w:p>
+        </w:tc>
+        <w:tc>
+          <w:tcPr>
+            <w:tcW w:w="8635" w:type="dxa"/>
+            <w:gridSpan w:val="11"/>
+            <w:tcBorders>
+              <w:top w:val="single" w:sz="4" w:space="0" w:color="auto"/>
+              <w:left w:val="nil"/>
+              <w:bottom w:val="single" w:sz="4" w:space="0" w:color="auto"/>
+              <w:right w:val="single" w:sz="4" w:space="0" w:color="auto"/>
+            </w:tcBorders>
+            <w:vAlign w:val="center"/>
+            <w:hideMark/>
+          </w:tcPr>
+          <w:p>
+            <w:pPr>
+              <w:jc w:val="center"/>
+              <w:rPr>
+                <w:color w:val="000000"/>
+                <w:sz w:val="24"/>
+                <w:szCs w:val="24"/>
+                <w:lang w:val="ru-BY"/>
+              </w:rPr>
+            </w:pPr>
+            <w:r>
+              <w:rPr>
+                <w:color w:val="000000"/>
+                <w:sz w:val="24"/>
+              </w:rPr>
+              <w:t>Номер вершины выбора</w:t>
+            </w:r>
+          </w:p>
+        </w:tc>
+      </w:tr>
+      <w:tr>
+        <w:trPr>
+          <w:gridAfter w:val="1"/>
+          <w:wAfter w:w="222" w:type="dxa"/>
+          <w:trHeight w:val="320"/>
+        </w:trPr>
+        <w:tc>
+          <w:tcPr>
+            <w:tcW w:w="2243" w:type="dxa"/>
+            <w:vMerge/>
+            <w:tcBorders>
+              <w:top w:val="single" w:sz="4" w:space="0" w:color="auto"/>
+              <w:left w:val="single" w:sz="4" w:space="0" w:color="auto"/>
+              <w:bottom w:val="single" w:sz="4" w:space="0" w:color="000000"/>
+              <w:right w:val="single" w:sz="4" w:space="0" w:color="auto"/>
+            </w:tcBorders>
+            <w:vAlign w:val="center"/>
+            <w:hideMark/>
+          </w:tcPr>
+          <w:p>
+            <w:pPr>
+              <w:rPr>
+                <w:color w:val="000000"/>
+                <w:sz w:val="24"/>
+                <w:szCs w:val="24"/>
+                <w:lang w:val="ru-BY"/>
+              </w:rPr>
+            </w:pPr>
+          </w:p>
+        </w:tc>
+        <w:tc>
+          <w:tcPr>
+            <w:tcW w:w="716" w:type="dxa"/>
+            <w:tcBorders>
+              <w:top w:val="nil"/>
+              <w:left w:val="nil"/>
+              <w:bottom w:val="single" w:sz="4" w:space="0" w:color="auto"/>
+              <w:right w:val="single" w:sz="4" w:space="0" w:color="auto"/>
+            </w:tcBorders>
+            <w:vAlign w:val="center"/>
+            <w:hideMark/>
+          </w:tcPr>
+          <w:p>
+            <w:pPr>
+              <w:jc w:val="center"/>
+              <w:rPr>
+                <w:color w:val="000000"/>
+                <w:sz w:val="24"/>
+                <w:szCs w:val="24"/>
+                <w:lang w:val="ru-BY"/>
+              </w:rPr>
+            </w:pPr>
+            <w:r>
+              <w:rPr>
+                <w:color w:val="000000"/>
+                <w:sz w:val="24"/>
+                <w:lang w:val="en-US"/>
+              </w:rPr>
+              <w:t>3</w:t>
+            </w:r>
+          </w:p>
+        </w:tc>
+        <w:tc>
+          <w:tcPr>
+            <w:tcW w:w="653" w:type="dxa"/>
+            <w:tcBorders>
+              <w:top w:val="nil"/>
+              <w:left w:val="nil"/>
+              <w:bottom w:val="single" w:sz="4" w:space="0" w:color="auto"/>
+              <w:right w:val="single" w:sz="4" w:space="0" w:color="auto"/>
+            </w:tcBorders>
+            <w:vAlign w:val="center"/>
+            <w:hideMark/>
+          </w:tcPr>
+          <w:p>
+            <w:pPr>
+              <w:jc w:val="center"/>
+              <w:rPr>
+                <w:color w:val="000000"/>
+                <w:sz w:val="24"/>
+                <w:szCs w:val="24"/>
+                <w:lang w:val="ru-BY"/>
+              </w:rPr>
+            </w:pPr>
+            <w:r>
+              <w:rPr>
+                <w:color w:val="000000"/>
+                <w:sz w:val="24"/>
+                <w:lang w:val="en-US"/>
+              </w:rPr>
+              <w:t>5</w:t>
+            </w:r>
+          </w:p>
+        </w:tc>
+        <w:tc>
+          <w:tcPr>
+            <w:tcW w:w="668" w:type="dxa"/>
+            <w:tcBorders>
+              <w:top w:val="nil"/>
+              <w:left w:val="nil"/>
+              <w:bottom w:val="single" w:sz="4" w:space="0" w:color="auto"/>
+              <w:right w:val="single" w:sz="4" w:space="0" w:color="auto"/>
+            </w:tcBorders>
+            <w:vAlign w:val="center"/>
+            <w:hideMark/>
+          </w:tcPr>
+          <w:p>
+            <w:pPr>
+              <w:jc w:val="center"/>
+              <w:rPr>
+                <w:color w:val="000000"/>
+                <w:sz w:val="24"/>
+                <w:szCs w:val="24"/>
+                <w:lang w:val="ru-BY"/>
+              </w:rPr>
+            </w:pPr>
+            <w:r>
+              <w:rPr>
+                <w:color w:val="000000"/>
+                <w:sz w:val="24"/>
+                <w:lang w:val="en-US"/>
+              </w:rPr>
+              <w:t>11</w:t>
+            </w:r>
+          </w:p>
+        </w:tc>
+        <w:tc>
+          <w:tcPr>
+            <w:tcW w:w="668" w:type="dxa"/>
+            <w:tcBorders>
+              <w:top w:val="nil"/>
+              <w:left w:val="nil"/>
+              <w:bottom w:val="single" w:sz="4" w:space="0" w:color="auto"/>
+              <w:right w:val="single" w:sz="4" w:space="0" w:color="auto"/>
+            </w:tcBorders>
+            <w:vAlign w:val="center"/>
+            <w:hideMark/>
+          </w:tcPr>
+          <w:p>
+            <w:pPr>
+              <w:jc w:val="center"/>
+              <w:rPr>
+                <w:color w:val="000000"/>
+                <w:sz w:val="24"/>
+                <w:szCs w:val="24"/>
+                <w:lang w:val="ru-BY"/>
+              </w:rPr>
+            </w:pPr>
+            <w:r>
+              <w:rPr>
+                <w:color w:val="000000"/>
+                <w:sz w:val="24"/>
+                <w:lang w:val="en-US"/>
+              </w:rPr>
+              <w:t>14</w:t>
+            </w:r>
+          </w:p>
+        </w:tc>
+        <w:tc>
+          <w:tcPr>
+            <w:tcW w:w="668" w:type="dxa"/>
+            <w:tcBorders>
+              <w:top w:val="nil"/>
+              <w:left w:val="nil"/>
+              <w:bottom w:val="single" w:sz="4" w:space="0" w:color="auto"/>
+              <w:right w:val="single" w:sz="4" w:space="0" w:color="auto"/>
+            </w:tcBorders>
+            <w:vAlign w:val="center"/>
+            <w:hideMark/>
+          </w:tcPr>
+          <w:p>
+            <w:pPr>
+              <w:jc w:val="center"/>
+              <w:rPr>
+                <w:color w:val="000000"/>
+                <w:sz w:val="24"/>
+                <w:szCs w:val="24"/>
+                <w:lang w:val="ru-BY"/>
+              </w:rPr>
+            </w:pPr>
+            <w:r>
+              <w:rPr>
+                <w:color w:val="000000"/>
+                <w:sz w:val="24"/>
+                <w:lang w:val="en-US"/>
+              </w:rPr>
+              <w:t>16</w:t>
+            </w:r>
+          </w:p>
+        </w:tc>
+        <w:tc>
+          <w:tcPr>
+            <w:tcW w:w="668" w:type="dxa"/>
+            <w:tcBorders>
+              <w:top w:val="nil"/>
+              <w:left w:val="nil"/>
+              <w:bottom w:val="single" w:sz="4" w:space="0" w:color="auto"/>
+              <w:right w:val="single" w:sz="4" w:space="0" w:color="auto"/>
+            </w:tcBorders>
+            <w:vAlign w:val="center"/>
+            <w:hideMark/>
+          </w:tcPr>
+          <w:p>
+            <w:pPr>
+              <w:jc w:val="center"/>
+              <w:rPr>
+                <w:color w:val="000000"/>
+                <w:sz w:val="24"/>
+                <w:szCs w:val="24"/>
+                <w:lang w:val="ru-BY"/>
+              </w:rPr>
+            </w:pPr>
+            <w:r>
+              <w:rPr>
+                <w:color w:val="000000"/>
+                <w:sz w:val="24"/>
+                <w:lang w:val="en-US"/>
+              </w:rPr>
+              <w:t>18</w:t>
+            </w:r>
+          </w:p>
+        </w:tc>
+        <w:tc>
+          <w:tcPr>
+            <w:tcW w:w="668" w:type="dxa"/>
+            <w:tcBorders>
+              <w:top w:val="nil"/>
+              <w:left w:val="nil"/>
+              <w:bottom w:val="single" w:sz="4" w:space="0" w:color="auto"/>
+              <w:right w:val="single" w:sz="4" w:space="0" w:color="auto"/>
+            </w:tcBorders>
+            <w:vAlign w:val="center"/>
+            <w:hideMark/>
+          </w:tcPr>
+          <w:p>
+            <w:pPr>
+              <w:jc w:val="center"/>
+              <w:rPr>
+                <w:color w:val="000000"/>
+                <w:sz w:val="24"/>
+                <w:szCs w:val="24"/>
+                <w:lang w:val="ru-BY"/>
+              </w:rPr>
+            </w:pPr>
+            <w:r>
+              <w:rPr>
+                <w:color w:val="000000"/>
+                <w:sz w:val="24"/>
+                <w:lang w:val="en-US"/>
+              </w:rPr>
+              <w:t>23</w:t>
+            </w:r>
+          </w:p>
+        </w:tc>
+        <w:tc>
+          <w:tcPr>
+            <w:tcW w:w="993" w:type="dxa"/>
+            <w:tcBorders>
+              <w:top w:val="nil"/>
+              <w:left w:val="nil"/>
+              <w:bottom w:val="single" w:sz="4" w:space="0" w:color="auto"/>
+              <w:right w:val="single" w:sz="4" w:space="0" w:color="auto"/>
+            </w:tcBorders>
+            <w:vAlign w:val="center"/>
+            <w:hideMark/>
+          </w:tcPr>
+          <w:p>
+            <w:pPr>
+              <w:jc w:val="center"/>
+              <w:rPr>
+                <w:color w:val="000000"/>
+                <w:sz w:val="24"/>
+                <w:szCs w:val="24"/>
+                <w:lang w:val="ru-BY"/>
+              </w:rPr>
+            </w:pPr>
+            <w:r>
+              <w:rPr>
+                <w:color w:val="000000"/>
+                <w:sz w:val="24"/>
+                <w:lang w:val="en-US"/>
+              </w:rPr>
+              <w:t>27</w:t>
+            </w:r>
+          </w:p>
+        </w:tc>
+        <w:tc>
+          <w:tcPr>
+            <w:tcW w:w="993" w:type="dxa"/>
+            <w:tcBorders>
+              <w:top w:val="nil"/>
+              <w:left w:val="nil"/>
+              <w:bottom w:val="single" w:sz="4" w:space="0" w:color="auto"/>
+              <w:right w:val="single" w:sz="4" w:space="0" w:color="auto"/>
+            </w:tcBorders>
+            <w:vAlign w:val="center"/>
+            <w:hideMark/>
+          </w:tcPr>
+          <w:p>
+            <w:pPr>
+              <w:jc w:val="center"/>
+              <w:rPr>
+                <w:color w:val="000000"/>
+                <w:sz w:val="24"/>
+                <w:szCs w:val="24"/>
+                <w:lang w:val="ru-BY"/>
+              </w:rPr>
+            </w:pPr>
+            <w:r>
+              <w:rPr>
+                <w:color w:val="000000"/>
+                <w:sz w:val="24"/>
+                <w:lang w:val="en-US"/>
+              </w:rPr>
+              <w:t>28</w:t>
+            </w:r>
+          </w:p>
+        </w:tc>
+        <w:tc>
+          <w:tcPr>
+            <w:tcW w:w="993" w:type="dxa"/>
+            <w:tcBorders>
+              <w:top w:val="nil"/>
+              <w:left w:val="nil"/>
+              <w:bottom w:val="single" w:sz="4" w:space="0" w:color="auto"/>
+              <w:right w:val="single" w:sz="4" w:space="0" w:color="auto"/>
+            </w:tcBorders>
+            <w:vAlign w:val="center"/>
+            <w:hideMark/>
+          </w:tcPr>
+          <w:p>
+            <w:pPr>
+              <w:jc w:val="center"/>
+              <w:rPr>
+                <w:color w:val="000000"/>
+                <w:sz w:val="24"/>
+                <w:szCs w:val="24"/>
+                <w:lang w:val="ru-BY"/>
+              </w:rPr>
+            </w:pPr>
+            <w:r>
+              <w:rPr>
+                <w:color w:val="000000"/>
+                <w:sz w:val="24"/>
+                <w:lang w:val="en-US"/>
+              </w:rPr>
+              <w:t>32</w:t>
+            </w:r>
+          </w:p>
+        </w:tc>
+        <w:tc>
+          <w:tcPr>
+            <w:tcW w:w="947" w:type="dxa"/>
+            <w:tcBorders>
+              <w:top w:val="nil"/>
+              <w:left w:val="nil"/>
+              <w:bottom w:val="single" w:sz="4" w:space="0" w:color="auto"/>
+              <w:right w:val="single" w:sz="4" w:space="0" w:color="auto"/>
+            </w:tcBorders>
+            <w:vAlign w:val="center"/>
+            <w:hideMark/>
+          </w:tcPr>
+          <w:p>
+            <w:pPr>
+              <w:jc w:val="center"/>
+              <w:rPr>
+                <w:color w:val="000000"/>
+                <w:sz w:val="24"/>
+                <w:szCs w:val="24"/>
+                <w:lang w:val="ru-BY"/>
+              </w:rPr>
+            </w:pPr>
+            <w:r>
+              <w:rPr>
+                <w:color w:val="000000"/>
+                <w:sz w:val="24"/>
+                <w:lang w:val="en-US"/>
+              </w:rPr>
+              <w:t>35</w:t>
+            </w:r>
+          </w:p>
+        </w:tc>
+      </w:tr>
+      <w:tr>
+        <w:trPr>
+          <w:gridAfter w:val="1"/>
+          <w:wAfter w:w="222" w:type="dxa"/>
+          <w:trHeight w:val="1020"/>
+        </w:trPr>
+        <w:tc>
+          <w:tcPr>
+            <w:tcW w:w="2243" w:type="dxa"/>
+            <w:tcBorders>
+              <w:top w:val="nil"/>
+              <w:left w:val="single" w:sz="4" w:space="0" w:color="auto"/>
+              <w:bottom w:val="single" w:sz="4" w:space="0" w:color="auto"/>
+              <w:right w:val="single" w:sz="4" w:space="0" w:color="auto"/>
+            </w:tcBorders>
+            <w:vAlign w:val="center"/>
+            <w:hideMark/>
+          </w:tcPr>
+          <w:p>
+            <w:pPr>
+              <w:rPr>
+                <w:color w:val="000000"/>
+                <w:sz w:val="24"/>
+                <w:szCs w:val="24"/>
+                <w:lang w:val="ru-BY"/>
+              </w:rPr>
+            </w:pPr>
+            <w:r>
+              <w:rPr>
+                <w:color w:val="000000"/>
+                <w:sz w:val="24"/>
+              </w:rPr>
+              <w:t>Номера вершин перехода</w:t>
+            </w:r>
+          </w:p>
+        </w:tc>
+        <w:tc>
+          <w:tcPr>
+            <w:tcW w:w="716" w:type="dxa"/>
+            <w:tcBorders>
+              <w:top w:val="nil"/>
+              <w:left w:val="nil"/>
+              <w:bottom w:val="single" w:sz="4" w:space="0" w:color="auto"/>
+              <w:right w:val="single" w:sz="4" w:space="0" w:color="auto"/>
+            </w:tcBorders>
+            <w:vAlign w:val="center"/>
+            <w:hideMark/>
+          </w:tcPr>
+          <w:p>
+            <w:pPr>
+              <w:jc w:val="center"/>
+              <w:rPr>
+                <w:color w:val="000000"/>
+                <w:sz w:val="24"/>
+                <w:szCs w:val="24"/>
+                <w:lang w:val="ru-BY"/>
+              </w:rPr>
+            </w:pPr>
+            <w:r>
+              <w:rPr>
+                <w:color w:val="000000"/>
+                <w:sz w:val="24"/>
+                <w:lang w:val="en-US"/>
+              </w:rPr>
+              <w:t>4, 7</w:t>
+            </w:r>
+          </w:p>
+        </w:tc>
+        <w:tc>
+          <w:tcPr>
+            <w:tcW w:w="653" w:type="dxa"/>
+            <w:tcBorders>
+              <w:top w:val="nil"/>
+              <w:left w:val="nil"/>
+              <w:bottom w:val="single" w:sz="4" w:space="0" w:color="auto"/>
+              <w:right w:val="single" w:sz="4" w:space="0" w:color="auto"/>
+            </w:tcBorders>
+            <w:vAlign w:val="center"/>
+            <w:hideMark/>
+          </w:tcPr>
+          <w:p>
+            <w:pPr>
+              <w:jc w:val="center"/>
+              <w:rPr>
+                <w:color w:val="000000"/>
+                <w:sz w:val="24"/>
+                <w:szCs w:val="24"/>
+                <w:lang w:val="ru-BY"/>
+              </w:rPr>
+            </w:pPr>
+            <w:r>
+              <w:rPr>
+                <w:color w:val="000000"/>
+                <w:sz w:val="24"/>
+              </w:rPr>
+              <w:t>6, 11</w:t>
+            </w:r>
+          </w:p>
+        </w:tc>
+        <w:tc>
+          <w:tcPr>
+            <w:tcW w:w="668" w:type="dxa"/>
+            <w:tcBorders>
+              <w:top w:val="nil"/>
+              <w:left w:val="nil"/>
+              <w:bottom w:val="single" w:sz="4" w:space="0" w:color="auto"/>
+              <w:right w:val="single" w:sz="4" w:space="0" w:color="auto"/>
+            </w:tcBorders>
+            <w:vAlign w:val="center"/>
+            <w:hideMark/>
+          </w:tcPr>
+          <w:p>
+            <w:pPr>
+              <w:jc w:val="center"/>
+              <w:rPr>
+                <w:color w:val="000000"/>
+                <w:sz w:val="24"/>
+                <w:szCs w:val="24"/>
+                <w:lang w:val="ru-BY"/>
+              </w:rPr>
+            </w:pPr>
+            <w:r>
+              <w:rPr>
+                <w:color w:val="000000"/>
+                <w:sz w:val="24"/>
+              </w:rPr>
+              <w:t>12, 13</w:t>
+            </w:r>
+          </w:p>
+        </w:tc>
+        <w:tc>
+          <w:tcPr>
+            <w:tcW w:w="668" w:type="dxa"/>
+            <w:tcBorders>
+              <w:top w:val="nil"/>
+              <w:left w:val="nil"/>
+              <w:bottom w:val="single" w:sz="4" w:space="0" w:color="auto"/>
+              <w:right w:val="single" w:sz="4" w:space="0" w:color="auto"/>
+            </w:tcBorders>
+            <w:vAlign w:val="center"/>
+            <w:hideMark/>
+          </w:tcPr>
+          <w:p>
+            <w:pPr>
+              <w:jc w:val="center"/>
+              <w:rPr>
+                <w:color w:val="000000"/>
+                <w:sz w:val="24"/>
+                <w:szCs w:val="24"/>
+                <w:lang w:val="ru-BY"/>
+              </w:rPr>
+            </w:pPr>
+            <w:r>
+              <w:rPr>
+                <w:color w:val="000000"/>
+                <w:sz w:val="24"/>
+              </w:rPr>
+              <w:t>15, 16</w:t>
+            </w:r>
+          </w:p>
+        </w:tc>
+        <w:tc>
+          <w:tcPr>
+            <w:tcW w:w="668" w:type="dxa"/>
+            <w:tcBorders>
+              <w:top w:val="nil"/>
+              <w:left w:val="nil"/>
+              <w:bottom w:val="single" w:sz="4" w:space="0" w:color="auto"/>
+              <w:right w:val="single" w:sz="4" w:space="0" w:color="auto"/>
+            </w:tcBorders>
+            <w:vAlign w:val="center"/>
+            <w:hideMark/>
+          </w:tcPr>
+          <w:p>
+            <w:pPr>
+              <w:jc w:val="center"/>
+              <w:rPr>
+                <w:color w:val="000000"/>
+                <w:sz w:val="24"/>
+                <w:szCs w:val="24"/>
+                <w:lang w:val="ru-BY"/>
+              </w:rPr>
+            </w:pPr>
+            <w:r>
+              <w:rPr>
+                <w:color w:val="000000"/>
+                <w:sz w:val="24"/>
+              </w:rPr>
+              <w:t>17, 18</w:t>
+            </w:r>
+          </w:p>
+        </w:tc>
+        <w:tc>
+          <w:tcPr>
+            <w:tcW w:w="668" w:type="dxa"/>
+            <w:tcBorders>
+              <w:top w:val="nil"/>
+              <w:left w:val="nil"/>
+              <w:bottom w:val="single" w:sz="4" w:space="0" w:color="auto"/>
+              <w:right w:val="single" w:sz="4" w:space="0" w:color="auto"/>
+            </w:tcBorders>
+            <w:vAlign w:val="center"/>
+            <w:hideMark/>
+          </w:tcPr>
+          <w:p>
+            <w:pPr>
+              <w:jc w:val="center"/>
+              <w:rPr>
+                <w:color w:val="000000"/>
+                <w:sz w:val="24"/>
+                <w:szCs w:val="24"/>
+                <w:lang w:val="ru-BY"/>
+              </w:rPr>
+            </w:pPr>
+            <w:r>
+              <w:rPr>
+                <w:color w:val="000000"/>
+                <w:sz w:val="24"/>
+              </w:rPr>
+              <w:t>19, 21</w:t>
+            </w:r>
+          </w:p>
+        </w:tc>
+        <w:tc>
+          <w:tcPr>
+            <w:tcW w:w="668" w:type="dxa"/>
+            <w:tcBorders>
+              <w:top w:val="nil"/>
+              <w:left w:val="nil"/>
+              <w:bottom w:val="single" w:sz="4" w:space="0" w:color="auto"/>
+              <w:right w:val="single" w:sz="4" w:space="0" w:color="auto"/>
+            </w:tcBorders>
+            <w:vAlign w:val="center"/>
+            <w:hideMark/>
+          </w:tcPr>
+          <w:p>
+            <w:pPr>
+              <w:jc w:val="center"/>
+              <w:rPr>
+                <w:color w:val="000000"/>
+                <w:sz w:val="24"/>
+                <w:szCs w:val="24"/>
+                <w:lang w:val="ru-BY"/>
+              </w:rPr>
+            </w:pPr>
+            <w:r>
+              <w:rPr>
+                <w:color w:val="000000"/>
+                <w:sz w:val="24"/>
+              </w:rPr>
+              <w:t>22, 24</w:t>
+            </w:r>
+          </w:p>
+        </w:tc>
+        <w:tc>
+          <w:tcPr>
+            <w:tcW w:w="993" w:type="dxa"/>
+            <w:tcBorders>
+              <w:top w:val="nil"/>
+              <w:left w:val="nil"/>
+              <w:bottom w:val="single" w:sz="4" w:space="0" w:color="auto"/>
+              <w:right w:val="single" w:sz="4" w:space="0" w:color="auto"/>
+            </w:tcBorders>
+            <w:vAlign w:val="center"/>
+            <w:hideMark/>
+          </w:tcPr>
+          <w:p>
+            <w:pPr>
+              <w:jc w:val="center"/>
+              <w:rPr>
+                <w:color w:val="000000"/>
+                <w:sz w:val="24"/>
+                <w:szCs w:val="24"/>
+                <w:lang w:val="ru-BY"/>
+              </w:rPr>
+            </w:pPr>
+            <w:r>
+              <w:rPr>
+                <w:color w:val="000000"/>
+                <w:sz w:val="24"/>
+              </w:rPr>
+              <w:t>28, 31</w:t>
+            </w:r>
+          </w:p>
+        </w:tc>
+        <w:tc>
+          <w:tcPr>
+            <w:tcW w:w="993" w:type="dxa"/>
+            <w:tcBorders>
+              <w:top w:val="nil"/>
+              <w:left w:val="nil"/>
+              <w:bottom w:val="single" w:sz="4" w:space="0" w:color="auto"/>
+              <w:right w:val="single" w:sz="4" w:space="0" w:color="auto"/>
+            </w:tcBorders>
+            <w:vAlign w:val="center"/>
+            <w:hideMark/>
+          </w:tcPr>
+          <w:p>
+            <w:pPr>
+              <w:jc w:val="center"/>
+              <w:rPr>
+                <w:color w:val="000000"/>
+                <w:sz w:val="24"/>
+                <w:szCs w:val="24"/>
+                <w:lang w:val="ru-BY"/>
+              </w:rPr>
+            </w:pPr>
+            <w:r>
+              <w:rPr>
+                <w:color w:val="000000"/>
+                <w:sz w:val="24"/>
+              </w:rPr>
+              <w:t>29, 32</w:t>
+            </w:r>
+          </w:p>
+        </w:tc>
+        <w:tc>
+          <w:tcPr>
+            <w:tcW w:w="993" w:type="dxa"/>
+            <w:tcBorders>
+              <w:top w:val="nil"/>
+              <w:left w:val="nil"/>
+              <w:bottom w:val="single" w:sz="4" w:space="0" w:color="auto"/>
+              <w:right w:val="single" w:sz="4" w:space="0" w:color="auto"/>
+            </w:tcBorders>
+            <w:vAlign w:val="center"/>
+            <w:hideMark/>
+          </w:tcPr>
+          <w:p>
+            <w:pPr>
+              <w:jc w:val="center"/>
+              <w:rPr>
+                <w:color w:val="000000"/>
+                <w:sz w:val="24"/>
+                <w:szCs w:val="24"/>
+                <w:lang w:val="ru-BY"/>
+              </w:rPr>
+            </w:pPr>
+            <w:r>
+              <w:rPr>
+                <w:color w:val="000000"/>
+                <w:sz w:val="24"/>
+              </w:rPr>
+              <w:t>33, 35</w:t>
+            </w:r>
+          </w:p>
+        </w:tc>
+        <w:tc>
+          <w:tcPr>
+            <w:tcW w:w="947" w:type="dxa"/>
+            <w:tcBorders>
+              <w:top w:val="nil"/>
+              <w:left w:val="nil"/>
+              <w:bottom w:val="single" w:sz="4" w:space="0" w:color="auto"/>
+              <w:right w:val="single" w:sz="4" w:space="0" w:color="auto"/>
+            </w:tcBorders>
+            <w:vAlign w:val="center"/>
+            <w:hideMark/>
+          </w:tcPr>
+          <w:p>
+            <w:pPr>
+              <w:jc w:val="center"/>
+              <w:rPr>
+                <w:color w:val="000000"/>
+                <w:sz w:val="24"/>
+                <w:szCs w:val="24"/>
+                <w:lang w:val="ru-BY"/>
+              </w:rPr>
+            </w:pPr>
+            <w:r>
+              <w:rPr>
+                <w:color w:val="000000"/>
+                <w:sz w:val="24"/>
+              </w:rPr>
+              <w:t>36, 38</w:t>
+            </w:r>
+          </w:p>
+        </w:tc>
+      </w:tr>
+      <w:tr>
+        <w:trPr>
+          <w:gridAfter w:val="1"/>
+          <w:wAfter w:w="222" w:type="dxa"/>
+          <w:trHeight w:val="408"/>
+        </w:trPr>
+        <w:tc>
+          <w:tcPr>
+            <w:tcW w:w="2243" w:type="dxa"/>
+            <w:vMerge w:val="restart"/>
+            <w:tcBorders>
+              <w:top w:val="nil"/>
+              <w:left w:val="single" w:sz="4" w:space="0" w:color="auto"/>
+              <w:bottom w:val="single" w:sz="4" w:space="0" w:color="000000"/>
+              <w:right w:val="single" w:sz="4" w:space="0" w:color="auto"/>
+            </w:tcBorders>
+            <w:vAlign w:val="center"/>
+            <w:hideMark/>
+          </w:tcPr>
+          <w:p>
+            <w:pPr>
+              <w:rPr>
+                <w:color w:val="000000"/>
+                <w:sz w:val="24"/>
+                <w:szCs w:val="24"/>
+                <w:lang w:val="ru-BY"/>
+              </w:rPr>
+            </w:pPr>
+            <w:r>
+              <w:rPr>
+                <w:color w:val="000000"/>
+                <w:sz w:val="24"/>
+              </w:rPr>
+              <w:t>Скорректированная сложность вершины выбора</w:t>
+            </w:r>
+          </w:p>
+        </w:tc>
+        <w:tc>
+          <w:tcPr>
+            <w:tcW w:w="716" w:type="dxa"/>
+            <w:vMerge w:val="restart"/>
+            <w:tcBorders>
+              <w:top w:val="nil"/>
+              <w:left w:val="single" w:sz="4" w:space="0" w:color="auto"/>
+              <w:bottom w:val="single" w:sz="4" w:space="0" w:color="auto"/>
+              <w:right w:val="single" w:sz="4" w:space="0" w:color="auto"/>
+            </w:tcBorders>
+            <w:vAlign w:val="center"/>
+            <w:hideMark/>
+          </w:tcPr>
+          <w:p>
+            <w:pPr>
+              <w:jc w:val="center"/>
+              <w:rPr>
+                <w:color w:val="000000"/>
+                <w:sz w:val="24"/>
+                <w:szCs w:val="24"/>
+                <w:lang w:val="ru-BY"/>
+              </w:rPr>
+            </w:pPr>
+            <w:r>
+              <w:rPr>
+                <w:color w:val="000000"/>
+                <w:sz w:val="24"/>
+                <w:szCs w:val="24"/>
+                <w:lang w:val="ru-BY"/>
+              </w:rPr>
+              <w:t>8</w:t>
+            </w:r>
+          </w:p>
+        </w:tc>
+        <w:tc>
+          <w:tcPr>
+            <w:tcW w:w="653" w:type="dxa"/>
+            <w:vMerge w:val="restart"/>
+            <w:tcBorders>
+              <w:top w:val="nil"/>
+              <w:left w:val="single" w:sz="4" w:space="0" w:color="auto"/>
+              <w:bottom w:val="single" w:sz="4" w:space="0" w:color="auto"/>
+              <w:right w:val="single" w:sz="4" w:space="0" w:color="auto"/>
+            </w:tcBorders>
+            <w:vAlign w:val="center"/>
+            <w:hideMark/>
+          </w:tcPr>
+          <w:p>
+            <w:pPr>
+              <w:jc w:val="center"/>
+              <w:rPr>
+                <w:color w:val="000000"/>
+                <w:sz w:val="24"/>
+                <w:szCs w:val="24"/>
+                <w:lang w:val="ru-BY"/>
+              </w:rPr>
+            </w:pPr>
+            <w:r>
+              <w:rPr>
+                <w:color w:val="000000"/>
+                <w:sz w:val="24"/>
+                <w:szCs w:val="24"/>
+                <w:lang w:val="ru-BY"/>
+              </w:rPr>
+              <w:t>5</w:t>
+            </w:r>
+          </w:p>
+        </w:tc>
+        <w:tc>
+          <w:tcPr>
+            <w:tcW w:w="668" w:type="dxa"/>
+            <w:vMerge w:val="restart"/>
+            <w:tcBorders>
+              <w:top w:val="nil"/>
+              <w:left w:val="single" w:sz="4" w:space="0" w:color="auto"/>
+              <w:bottom w:val="single" w:sz="4" w:space="0" w:color="auto"/>
+              <w:right w:val="single" w:sz="4" w:space="0" w:color="auto"/>
+            </w:tcBorders>
+            <w:vAlign w:val="center"/>
+            <w:hideMark/>
+          </w:tcPr>
+          <w:p>
+            <w:pPr>
+              <w:jc w:val="center"/>
+              <w:rPr>
+                <w:color w:val="000000"/>
+                <w:sz w:val="24"/>
+                <w:szCs w:val="24"/>
+                <w:lang w:val="ru-BY"/>
+              </w:rPr>
+            </w:pPr>
+            <w:r>
+              <w:rPr>
+                <w:color w:val="000000"/>
+                <w:sz w:val="24"/>
+                <w:szCs w:val="24"/>
+                <w:lang w:val="ru-BY"/>
+              </w:rPr>
+              <w:t>3</w:t>
+            </w:r>
+          </w:p>
+        </w:tc>
+        <w:tc>
+          <w:tcPr>
+            <w:tcW w:w="668" w:type="dxa"/>
+            <w:vMerge w:val="restart"/>
+            <w:tcBorders>
+              <w:top w:val="nil"/>
+              <w:left w:val="single" w:sz="4" w:space="0" w:color="auto"/>
+              <w:bottom w:val="single" w:sz="4" w:space="0" w:color="auto"/>
+              <w:right w:val="single" w:sz="4" w:space="0" w:color="auto"/>
+            </w:tcBorders>
+            <w:vAlign w:val="center"/>
+            <w:hideMark/>
+          </w:tcPr>
+          <w:p>
+            <w:pPr>
+              <w:jc w:val="center"/>
+              <w:rPr>
+                <w:color w:val="000000"/>
+                <w:sz w:val="24"/>
+                <w:szCs w:val="24"/>
+                <w:lang w:val="ru-BY"/>
+              </w:rPr>
+            </w:pPr>
+            <w:r>
+              <w:rPr>
+                <w:color w:val="000000"/>
+                <w:sz w:val="24"/>
+                <w:szCs w:val="24"/>
+                <w:lang w:val="ru-BY"/>
+              </w:rPr>
+              <w:t>3</w:t>
+            </w:r>
+          </w:p>
+        </w:tc>
+        <w:tc>
+          <w:tcPr>
+            <w:tcW w:w="668" w:type="dxa"/>
+            <w:vMerge w:val="restart"/>
+            <w:tcBorders>
+              <w:top w:val="nil"/>
+              <w:left w:val="single" w:sz="4" w:space="0" w:color="auto"/>
+              <w:bottom w:val="single" w:sz="4" w:space="0" w:color="auto"/>
+              <w:right w:val="single" w:sz="4" w:space="0" w:color="auto"/>
+            </w:tcBorders>
+            <w:vAlign w:val="center"/>
+            <w:hideMark/>
+          </w:tcPr>
+          <w:p>
+            <w:pPr>
+              <w:jc w:val="center"/>
+              <w:rPr>
+                <w:color w:val="000000"/>
+                <w:sz w:val="24"/>
+                <w:szCs w:val="24"/>
+                <w:lang w:val="ru-BY"/>
+              </w:rPr>
+            </w:pPr>
+            <w:r>
+              <w:rPr>
+                <w:color w:val="000000"/>
+                <w:sz w:val="24"/>
+                <w:szCs w:val="24"/>
+                <w:lang w:val="ru-BY"/>
+              </w:rPr>
+              <w:t>3</w:t>
+            </w:r>
+          </w:p>
+        </w:tc>
+        <w:tc>
+          <w:tcPr>
+            <w:tcW w:w="668" w:type="dxa"/>
+            <w:vMerge w:val="restart"/>
+            <w:tcBorders>
+              <w:top w:val="nil"/>
+              <w:left w:val="single" w:sz="4" w:space="0" w:color="auto"/>
+              <w:bottom w:val="single" w:sz="4" w:space="0" w:color="auto"/>
+              <w:right w:val="single" w:sz="4" w:space="0" w:color="auto"/>
+            </w:tcBorders>
+            <w:vAlign w:val="center"/>
+            <w:hideMark/>
+          </w:tcPr>
+          <w:p>
+            <w:pPr>
+              <w:jc w:val="center"/>
+              <w:rPr>
+                <w:color w:val="000000"/>
+                <w:sz w:val="24"/>
+                <w:szCs w:val="24"/>
+                <w:lang w:val="ru-BY"/>
+              </w:rPr>
+            </w:pPr>
+            <w:r>
+              <w:rPr>
+                <w:color w:val="000000"/>
+                <w:sz w:val="24"/>
+                <w:szCs w:val="24"/>
+                <w:lang w:val="ru-BY"/>
+              </w:rPr>
+              <w:t>4</w:t>
+            </w:r>
+          </w:p>
+        </w:tc>
+        <w:tc>
+          <w:tcPr>
+            <w:tcW w:w="668" w:type="dxa"/>
+            <w:vMerge w:val="restart"/>
+            <w:tcBorders>
+              <w:top w:val="nil"/>
+              <w:left w:val="single" w:sz="4" w:space="0" w:color="auto"/>
+              <w:bottom w:val="single" w:sz="4" w:space="0" w:color="auto"/>
+              <w:right w:val="single" w:sz="4" w:space="0" w:color="auto"/>
+            </w:tcBorders>
+            <w:vAlign w:val="center"/>
+            <w:hideMark/>
+          </w:tcPr>
+          <w:p>
+            <w:pPr>
+              <w:jc w:val="center"/>
+              <w:rPr>
+                <w:color w:val="000000"/>
+                <w:sz w:val="24"/>
+                <w:szCs w:val="24"/>
+                <w:lang w:val="ru-BY"/>
+              </w:rPr>
+            </w:pPr>
+            <w:r>
+              <w:rPr>
+                <w:color w:val="000000"/>
+                <w:sz w:val="24"/>
+                <w:szCs w:val="24"/>
+                <w:lang w:val="ru-BY"/>
+              </w:rPr>
+              <w:t>3</w:t>
+            </w:r>
+          </w:p>
+        </w:tc>
+        <w:tc>
+          <w:tcPr>
+            <w:tcW w:w="993" w:type="dxa"/>
+            <w:vMerge w:val="restart"/>
+            <w:tcBorders>
+              <w:top w:val="nil"/>
+              <w:left w:val="single" w:sz="4" w:space="0" w:color="auto"/>
+              <w:bottom w:val="single" w:sz="4" w:space="0" w:color="auto"/>
+              <w:right w:val="single" w:sz="4" w:space="0" w:color="auto"/>
+            </w:tcBorders>
+            <w:vAlign w:val="center"/>
+            <w:hideMark/>
+          </w:tcPr>
+          <w:p>
+            <w:pPr>
+              <w:jc w:val="center"/>
+              <w:rPr>
+                <w:color w:val="000000"/>
+                <w:sz w:val="24"/>
+                <w:szCs w:val="24"/>
+                <w:lang w:val="ru-BY"/>
+              </w:rPr>
+            </w:pPr>
+            <w:r>
+              <w:rPr>
+                <w:color w:val="000000"/>
+                <w:sz w:val="24"/>
+                <w:szCs w:val="24"/>
+                <w:lang w:val="ru-BY"/>
+              </w:rPr>
+              <w:t>12</w:t>
+            </w:r>
+          </w:p>
+        </w:tc>
+        <w:tc>
+          <w:tcPr>
+            <w:tcW w:w="993" w:type="dxa"/>
+            <w:vMerge w:val="restart"/>
+            <w:tcBorders>
+              <w:top w:val="nil"/>
+              <w:left w:val="single" w:sz="4" w:space="0" w:color="auto"/>
+              <w:bottom w:val="single" w:sz="4" w:space="0" w:color="auto"/>
+              <w:right w:val="single" w:sz="4" w:space="0" w:color="auto"/>
+            </w:tcBorders>
+            <w:vAlign w:val="center"/>
+            <w:hideMark/>
+          </w:tcPr>
+          <w:p>
+            <w:pPr>
+              <w:jc w:val="center"/>
+              <w:rPr>
+                <w:color w:val="000000"/>
+                <w:sz w:val="24"/>
+                <w:szCs w:val="24"/>
+                <w:lang w:val="ru-BY"/>
+              </w:rPr>
+            </w:pPr>
+            <w:r>
+              <w:rPr>
+                <w:color w:val="000000"/>
+                <w:sz w:val="24"/>
+                <w:szCs w:val="24"/>
+                <w:lang w:val="ru-BY"/>
+              </w:rPr>
+              <w:t>10</w:t>
+            </w:r>
+          </w:p>
+        </w:tc>
+        <w:tc>
+          <w:tcPr>
+            <w:tcW w:w="993" w:type="dxa"/>
+            <w:vMerge w:val="restart"/>
+            <w:tcBorders>
+              <w:top w:val="nil"/>
+              <w:left w:val="single" w:sz="4" w:space="0" w:color="auto"/>
+              <w:bottom w:val="single" w:sz="4" w:space="0" w:color="auto"/>
+              <w:right w:val="single" w:sz="4" w:space="0" w:color="auto"/>
+            </w:tcBorders>
+            <w:vAlign w:val="center"/>
+            <w:hideMark/>
+          </w:tcPr>
+          <w:p>
+            <w:pPr>
+              <w:jc w:val="center"/>
+              <w:rPr>
+                <w:color w:val="000000"/>
+                <w:sz w:val="24"/>
+                <w:szCs w:val="24"/>
+                <w:lang w:val="ru-BY"/>
+              </w:rPr>
+            </w:pPr>
+            <w:r>
+              <w:rPr>
+                <w:color w:val="000000"/>
+                <w:sz w:val="24"/>
+                <w:szCs w:val="24"/>
+                <w:lang w:val="ru-BY"/>
+              </w:rPr>
+              <w:t>7</w:t>
+            </w:r>
+          </w:p>
+        </w:tc>
+        <w:tc>
+          <w:tcPr>
+            <w:tcW w:w="947" w:type="dxa"/>
+            <w:vMerge w:val="restart"/>
+            <w:tcBorders>
+              <w:top w:val="nil"/>
+              <w:left w:val="single" w:sz="4" w:space="0" w:color="auto"/>
+              <w:bottom w:val="single" w:sz="4" w:space="0" w:color="auto"/>
+              <w:right w:val="single" w:sz="4" w:space="0" w:color="auto"/>
+            </w:tcBorders>
+            <w:vAlign w:val="center"/>
+            <w:hideMark/>
+          </w:tcPr>
+          <w:p>
+            <w:pPr>
+              <w:jc w:val="center"/>
+              <w:rPr>
+                <w:color w:val="000000"/>
+                <w:sz w:val="24"/>
+                <w:szCs w:val="24"/>
+                <w:lang w:val="ru-BY"/>
+              </w:rPr>
+            </w:pPr>
+            <w:r>
+              <w:rPr>
+                <w:color w:val="000000"/>
+                <w:sz w:val="24"/>
+                <w:szCs w:val="24"/>
+                <w:lang w:val="ru-BY"/>
+              </w:rPr>
+              <w:t>4</w:t>
+            </w:r>
+          </w:p>
+        </w:tc>
+      </w:tr>
+      <w:tr>
+        <w:trPr>
+          <w:trHeight w:val="320"/>
+        </w:trPr>
+        <w:tc>
+          <w:tcPr>
+            <w:tcW w:w="2243" w:type="dxa"/>
+            <w:vMerge/>
+            <w:tcBorders>
+              <w:top w:val="nil"/>
+              <w:left w:val="single" w:sz="4" w:space="0" w:color="auto"/>
+              <w:bottom w:val="single" w:sz="4" w:space="0" w:color="000000"/>
+              <w:right w:val="single" w:sz="4" w:space="0" w:color="auto"/>
+            </w:tcBorders>
+            <w:vAlign w:val="center"/>
+            <w:hideMark/>
+          </w:tcPr>
+          <w:p>
+            <w:pPr>
+              <w:rPr>
+                <w:color w:val="000000"/>
+                <w:sz w:val="24"/>
+                <w:szCs w:val="24"/>
+                <w:lang w:val="ru-BY"/>
+              </w:rPr>
+            </w:pPr>
+          </w:p>
+        </w:tc>
+        <w:tc>
+          <w:tcPr>
+            <w:tcW w:w="716" w:type="dxa"/>
+            <w:vMerge/>
+            <w:tcBorders>
+              <w:top w:val="nil"/>
+              <w:left w:val="single" w:sz="4" w:space="0" w:color="auto"/>
+              <w:bottom w:val="single" w:sz="4" w:space="0" w:color="auto"/>
+              <w:right w:val="single" w:sz="4" w:space="0" w:color="auto"/>
+            </w:tcBorders>
+            <w:vAlign w:val="center"/>
+            <w:hideMark/>
+          </w:tcPr>
+          <w:p>
+            <w:pPr>
+              <w:rPr>
+                <w:color w:val="000000"/>
+                <w:sz w:val="24"/>
+                <w:szCs w:val="24"/>
+                <w:lang w:val="ru-BY"/>
+              </w:rPr>
+            </w:pPr>
+          </w:p>
+        </w:tc>
+        <w:tc>
+          <w:tcPr>
+            <w:tcW w:w="653" w:type="dxa"/>
+            <w:vMerge/>
+            <w:tcBorders>
+              <w:top w:val="nil"/>
+              <w:left w:val="single" w:sz="4" w:space="0" w:color="auto"/>
+              <w:bottom w:val="single" w:sz="4" w:space="0" w:color="auto"/>
+              <w:right w:val="single" w:sz="4" w:space="0" w:color="auto"/>
+            </w:tcBorders>
+            <w:vAlign w:val="center"/>
+            <w:hideMark/>
+          </w:tcPr>
+          <w:p>
+            <w:pPr>
+              <w:rPr>
+                <w:color w:val="000000"/>
+                <w:sz w:val="24"/>
+                <w:szCs w:val="24"/>
+                <w:lang w:val="ru-BY"/>
+              </w:rPr>
+            </w:pPr>
+          </w:p>
+        </w:tc>
+        <w:tc>
+          <w:tcPr>
+            <w:tcW w:w="668" w:type="dxa"/>
+            <w:vMerge/>
+            <w:tcBorders>
+              <w:top w:val="nil"/>
+              <w:left w:val="single" w:sz="4" w:space="0" w:color="auto"/>
+              <w:bottom w:val="single" w:sz="4" w:space="0" w:color="auto"/>
+              <w:right w:val="single" w:sz="4" w:space="0" w:color="auto"/>
+            </w:tcBorders>
+            <w:vAlign w:val="center"/>
+            <w:hideMark/>
+          </w:tcPr>
+          <w:p>
+            <w:pPr>
+              <w:rPr>
+                <w:color w:val="000000"/>
+                <w:sz w:val="24"/>
+                <w:szCs w:val="24"/>
+                <w:lang w:val="ru-BY"/>
+              </w:rPr>
+            </w:pPr>
+          </w:p>
+        </w:tc>
+        <w:tc>
+          <w:tcPr>
+            <w:tcW w:w="668" w:type="dxa"/>
+            <w:vMerge/>
+            <w:tcBorders>
+              <w:top w:val="nil"/>
+              <w:left w:val="single" w:sz="4" w:space="0" w:color="auto"/>
+              <w:bottom w:val="single" w:sz="4" w:space="0" w:color="auto"/>
+              <w:right w:val="single" w:sz="4" w:space="0" w:color="auto"/>
+            </w:tcBorders>
+            <w:vAlign w:val="center"/>
+            <w:hideMark/>
+          </w:tcPr>
+          <w:p>
+            <w:pPr>
+              <w:rPr>
+                <w:color w:val="000000"/>
+                <w:sz w:val="24"/>
+                <w:szCs w:val="24"/>
+                <w:lang w:val="ru-BY"/>
+              </w:rPr>
+            </w:pPr>
+          </w:p>
+        </w:tc>
+        <w:tc>
+          <w:tcPr>
+            <w:tcW w:w="668" w:type="dxa"/>
+            <w:vMerge/>
+            <w:tcBorders>
+              <w:top w:val="nil"/>
+              <w:left w:val="single" w:sz="4" w:space="0" w:color="auto"/>
+              <w:bottom w:val="single" w:sz="4" w:space="0" w:color="auto"/>
+              <w:right w:val="single" w:sz="4" w:space="0" w:color="auto"/>
+            </w:tcBorders>
+            <w:vAlign w:val="center"/>
+            <w:hideMark/>
+          </w:tcPr>
+          <w:p>
+            <w:pPr>
+              <w:rPr>
+                <w:color w:val="000000"/>
+                <w:sz w:val="24"/>
+                <w:szCs w:val="24"/>
+                <w:lang w:val="ru-BY"/>
+              </w:rPr>
+            </w:pPr>
+          </w:p>
+        </w:tc>
+        <w:tc>
+          <w:tcPr>
+            <w:tcW w:w="668" w:type="dxa"/>
+            <w:vMerge/>
+            <w:tcBorders>
+              <w:top w:val="nil"/>
+              <w:left w:val="single" w:sz="4" w:space="0" w:color="auto"/>
+              <w:bottom w:val="single" w:sz="4" w:space="0" w:color="auto"/>
+              <w:right w:val="single" w:sz="4" w:space="0" w:color="auto"/>
+            </w:tcBorders>
+            <w:vAlign w:val="center"/>
+            <w:hideMark/>
+          </w:tcPr>
+          <w:p>
+            <w:pPr>
+              <w:rPr>
+                <w:color w:val="000000"/>
+                <w:sz w:val="24"/>
+                <w:szCs w:val="24"/>
+                <w:lang w:val="ru-BY"/>
+              </w:rPr>
+            </w:pPr>
+          </w:p>
+        </w:tc>
+        <w:tc>
+          <w:tcPr>
+            <w:tcW w:w="668" w:type="dxa"/>
+            <w:vMerge/>
+            <w:tcBorders>
+              <w:top w:val="nil"/>
+              <w:left w:val="single" w:sz="4" w:space="0" w:color="auto"/>
+              <w:bottom w:val="single" w:sz="4" w:space="0" w:color="auto"/>
+              <w:right w:val="single" w:sz="4" w:space="0" w:color="auto"/>
+            </w:tcBorders>
+            <w:vAlign w:val="center"/>
+            <w:hideMark/>
+          </w:tcPr>
+          <w:p>
+            <w:pPr>
+              <w:rPr>
+                <w:color w:val="000000"/>
+                <w:sz w:val="24"/>
+                <w:szCs w:val="24"/>
+                <w:lang w:val="ru-BY"/>
+              </w:rPr>
+            </w:pPr>
+          </w:p>
+        </w:tc>
+        <w:tc>
+          <w:tcPr>
+            <w:tcW w:w="993" w:type="dxa"/>
+            <w:vMerge/>
+            <w:tcBorders>
+              <w:top w:val="nil"/>
+              <w:left w:val="single" w:sz="4" w:space="0" w:color="auto"/>
+              <w:bottom w:val="single" w:sz="4" w:space="0" w:color="auto"/>
+              <w:right w:val="single" w:sz="4" w:space="0" w:color="auto"/>
+            </w:tcBorders>
+            <w:vAlign w:val="center"/>
+            <w:hideMark/>
+          </w:tcPr>
+          <w:p>
+            <w:pPr>
+              <w:rPr>
+                <w:color w:val="000000"/>
+                <w:sz w:val="24"/>
+                <w:szCs w:val="24"/>
+                <w:lang w:val="ru-BY"/>
+              </w:rPr>
+            </w:pPr>
+          </w:p>
+        </w:tc>
+        <w:tc>
+          <w:tcPr>
+            <w:tcW w:w="993" w:type="dxa"/>
+            <w:vMerge/>
+            <w:tcBorders>
+              <w:top w:val="nil"/>
+              <w:left w:val="single" w:sz="4" w:space="0" w:color="auto"/>
+              <w:bottom w:val="single" w:sz="4" w:space="0" w:color="auto"/>
+              <w:right w:val="single" w:sz="4" w:space="0" w:color="auto"/>
+            </w:tcBorders>
+            <w:vAlign w:val="center"/>
+            <w:hideMark/>
+          </w:tcPr>
+          <w:p>
+            <w:pPr>
+              <w:rPr>
+                <w:color w:val="000000"/>
+                <w:sz w:val="24"/>
+                <w:szCs w:val="24"/>
+                <w:lang w:val="ru-BY"/>
+              </w:rPr>
+            </w:pPr>
+          </w:p>
+        </w:tc>
+        <w:tc>
+          <w:tcPr>
+            <w:tcW w:w="993" w:type="dxa"/>
+            <w:vMerge/>
+            <w:tcBorders>
+              <w:top w:val="nil"/>
+              <w:left w:val="single" w:sz="4" w:space="0" w:color="auto"/>
+              <w:bottom w:val="single" w:sz="4" w:space="0" w:color="auto"/>
+              <w:right w:val="single" w:sz="4" w:space="0" w:color="auto"/>
+            </w:tcBorders>
+            <w:vAlign w:val="center"/>
+            <w:hideMark/>
+          </w:tcPr>
+          <w:p>
+            <w:pPr>
+              <w:rPr>
+                <w:color w:val="000000"/>
+                <w:sz w:val="24"/>
+                <w:szCs w:val="24"/>
+                <w:lang w:val="ru-BY"/>
+              </w:rPr>
+            </w:pPr>
+          </w:p>
+        </w:tc>
+        <w:tc>
+          <w:tcPr>
+            <w:tcW w:w="947" w:type="dxa"/>
+            <w:vMerge/>
+            <w:tcBorders>
+              <w:top w:val="nil"/>
+              <w:left w:val="single" w:sz="4" w:space="0" w:color="auto"/>
+              <w:bottom w:val="single" w:sz="4" w:space="0" w:color="auto"/>
+              <w:right w:val="single" w:sz="4" w:space="0" w:color="auto"/>
+            </w:tcBorders>
+            <w:vAlign w:val="center"/>
+            <w:hideMark/>
+          </w:tcPr>
+          <w:p>
+            <w:pPr>
+              <w:rPr>
+                <w:color w:val="000000"/>
+                <w:sz w:val="24"/>
+                <w:szCs w:val="24"/>
+                <w:lang w:val="ru-BY"/>
+              </w:rPr>
+            </w:pPr>
+          </w:p>
+        </w:tc>
+        <w:tc>
+          <w:tcPr>
+            <w:tcW w:w="222" w:type="dxa"/>
+            <w:tcBorders>
+              <w:top w:val="nil"/>
+              <w:left w:val="nil"/>
+              <w:bottom w:val="nil"/>
+              <w:right w:val="nil"/>
+            </w:tcBorders>
+            <w:noWrap/>
+            <w:vAlign w:val="bottom"/>
+            <w:hideMark/>
+          </w:tcPr>
+          <w:p>
+            <w:pPr>
+              <w:jc w:val="center"/>
+              <w:rPr>
+                <w:color w:val="000000"/>
+                <w:sz w:val="24"/>
+                <w:szCs w:val="24"/>
+                <w:lang w:val="ru-BY"/>
+              </w:rPr>
+            </w:pPr>
+          </w:p>
+        </w:tc>
+      </w:tr>
+      <w:tr>
+        <w:trPr>
+          <w:trHeight w:val="320"/>
+        </w:trPr>
+        <w:tc>
+          <w:tcPr>
+            <w:tcW w:w="2243" w:type="dxa"/>
+            <w:vMerge/>
+            <w:tcBorders>
+              <w:top w:val="nil"/>
+              <w:left w:val="single" w:sz="4" w:space="0" w:color="auto"/>
+              <w:bottom w:val="single" w:sz="4" w:space="0" w:color="000000"/>
+              <w:right w:val="single" w:sz="4" w:space="0" w:color="auto"/>
+            </w:tcBorders>
+            <w:vAlign w:val="center"/>
+            <w:hideMark/>
+          </w:tcPr>
+          <w:p>
+            <w:pPr>
+              <w:rPr>
+                <w:color w:val="000000"/>
+                <w:sz w:val="24"/>
+                <w:szCs w:val="24"/>
+                <w:lang w:val="ru-BY"/>
+              </w:rPr>
+            </w:pPr>
+          </w:p>
+        </w:tc>
+        <w:tc>
+          <w:tcPr>
+            <w:tcW w:w="716" w:type="dxa"/>
+            <w:vMerge/>
+            <w:tcBorders>
+              <w:top w:val="nil"/>
+              <w:left w:val="single" w:sz="4" w:space="0" w:color="auto"/>
+              <w:bottom w:val="single" w:sz="4" w:space="0" w:color="auto"/>
+              <w:right w:val="single" w:sz="4" w:space="0" w:color="auto"/>
+            </w:tcBorders>
+            <w:vAlign w:val="center"/>
+            <w:hideMark/>
+          </w:tcPr>
+          <w:p>
+            <w:pPr>
+              <w:rPr>
+                <w:color w:val="000000"/>
+                <w:sz w:val="24"/>
+                <w:szCs w:val="24"/>
+                <w:lang w:val="ru-BY"/>
+              </w:rPr>
+            </w:pPr>
+          </w:p>
+        </w:tc>
+        <w:tc>
+          <w:tcPr>
+            <w:tcW w:w="653" w:type="dxa"/>
+            <w:vMerge/>
+            <w:tcBorders>
+              <w:top w:val="nil"/>
+              <w:left w:val="single" w:sz="4" w:space="0" w:color="auto"/>
+              <w:bottom w:val="single" w:sz="4" w:space="0" w:color="auto"/>
+              <w:right w:val="single" w:sz="4" w:space="0" w:color="auto"/>
+            </w:tcBorders>
+            <w:vAlign w:val="center"/>
+            <w:hideMark/>
+          </w:tcPr>
+          <w:p>
+            <w:pPr>
+              <w:rPr>
+                <w:color w:val="000000"/>
+                <w:sz w:val="24"/>
+                <w:szCs w:val="24"/>
+                <w:lang w:val="ru-BY"/>
+              </w:rPr>
+            </w:pPr>
+          </w:p>
+        </w:tc>
+        <w:tc>
+          <w:tcPr>
+            <w:tcW w:w="668" w:type="dxa"/>
+            <w:vMerge/>
+            <w:tcBorders>
+              <w:top w:val="nil"/>
+              <w:left w:val="single" w:sz="4" w:space="0" w:color="auto"/>
+              <w:bottom w:val="single" w:sz="4" w:space="0" w:color="auto"/>
+              <w:right w:val="single" w:sz="4" w:space="0" w:color="auto"/>
+            </w:tcBorders>
+            <w:vAlign w:val="center"/>
+            <w:hideMark/>
+          </w:tcPr>
+          <w:p>
+            <w:pPr>
+              <w:rPr>
+                <w:color w:val="000000"/>
+                <w:sz w:val="24"/>
+                <w:szCs w:val="24"/>
+                <w:lang w:val="ru-BY"/>
+              </w:rPr>
+            </w:pPr>
+          </w:p>
+        </w:tc>
+        <w:tc>
+          <w:tcPr>
+            <w:tcW w:w="668" w:type="dxa"/>
+            <w:vMerge/>
+            <w:tcBorders>
+              <w:top w:val="nil"/>
+              <w:left w:val="single" w:sz="4" w:space="0" w:color="auto"/>
+              <w:bottom w:val="single" w:sz="4" w:space="0" w:color="auto"/>
+              <w:right w:val="single" w:sz="4" w:space="0" w:color="auto"/>
+            </w:tcBorders>
+            <w:vAlign w:val="center"/>
+            <w:hideMark/>
+          </w:tcPr>
+          <w:p>
+            <w:pPr>
+              <w:rPr>
+                <w:color w:val="000000"/>
+                <w:sz w:val="24"/>
+                <w:szCs w:val="24"/>
+                <w:lang w:val="ru-BY"/>
+              </w:rPr>
+            </w:pPr>
+          </w:p>
+        </w:tc>
+        <w:tc>
+          <w:tcPr>
+            <w:tcW w:w="668" w:type="dxa"/>
+            <w:vMerge/>
+            <w:tcBorders>
+              <w:top w:val="nil"/>
+              <w:left w:val="single" w:sz="4" w:space="0" w:color="auto"/>
+              <w:bottom w:val="single" w:sz="4" w:space="0" w:color="auto"/>
+              <w:right w:val="single" w:sz="4" w:space="0" w:color="auto"/>
+            </w:tcBorders>
+            <w:vAlign w:val="center"/>
+            <w:hideMark/>
+          </w:tcPr>
+          <w:p>
+            <w:pPr>
+              <w:rPr>
+                <w:color w:val="000000"/>
+                <w:sz w:val="24"/>
+                <w:szCs w:val="24"/>
+                <w:lang w:val="ru-BY"/>
+              </w:rPr>
+            </w:pPr>
+          </w:p>
+        </w:tc>
+        <w:tc>
+          <w:tcPr>
+            <w:tcW w:w="668" w:type="dxa"/>
+            <w:vMerge/>
+            <w:tcBorders>
+              <w:top w:val="nil"/>
+              <w:left w:val="single" w:sz="4" w:space="0" w:color="auto"/>
+              <w:bottom w:val="single" w:sz="4" w:space="0" w:color="auto"/>
+              <w:right w:val="single" w:sz="4" w:space="0" w:color="auto"/>
+            </w:tcBorders>
+            <w:vAlign w:val="center"/>
+            <w:hideMark/>
+          </w:tcPr>
+          <w:p>
+            <w:pPr>
+              <w:rPr>
+                <w:color w:val="000000"/>
+                <w:sz w:val="24"/>
+                <w:szCs w:val="24"/>
+                <w:lang w:val="ru-BY"/>
+              </w:rPr>
+            </w:pPr>
+          </w:p>
+        </w:tc>
+        <w:tc>
+          <w:tcPr>
+            <w:tcW w:w="668" w:type="dxa"/>
+            <w:vMerge/>
+            <w:tcBorders>
+              <w:top w:val="nil"/>
+              <w:left w:val="single" w:sz="4" w:space="0" w:color="auto"/>
+              <w:bottom w:val="single" w:sz="4" w:space="0" w:color="auto"/>
+              <w:right w:val="single" w:sz="4" w:space="0" w:color="auto"/>
+            </w:tcBorders>
+            <w:vAlign w:val="center"/>
+            <w:hideMark/>
+          </w:tcPr>
+          <w:p>
+            <w:pPr>
+              <w:rPr>
+                <w:color w:val="000000"/>
+                <w:sz w:val="24"/>
+                <w:szCs w:val="24"/>
+                <w:lang w:val="ru-BY"/>
+              </w:rPr>
+            </w:pPr>
+          </w:p>
+        </w:tc>
+        <w:tc>
+          <w:tcPr>
+            <w:tcW w:w="993" w:type="dxa"/>
+            <w:vMerge/>
+            <w:tcBorders>
+              <w:top w:val="nil"/>
+              <w:left w:val="single" w:sz="4" w:space="0" w:color="auto"/>
+              <w:bottom w:val="single" w:sz="4" w:space="0" w:color="auto"/>
+              <w:right w:val="single" w:sz="4" w:space="0" w:color="auto"/>
+            </w:tcBorders>
+            <w:vAlign w:val="center"/>
+            <w:hideMark/>
+          </w:tcPr>
+          <w:p>
+            <w:pPr>
+              <w:rPr>
+                <w:color w:val="000000"/>
+                <w:sz w:val="24"/>
+                <w:szCs w:val="24"/>
+                <w:lang w:val="ru-BY"/>
+              </w:rPr>
+            </w:pPr>
+          </w:p>
+        </w:tc>
+        <w:tc>
+          <w:tcPr>
+            <w:tcW w:w="993" w:type="dxa"/>
+            <w:vMerge/>
+            <w:tcBorders>
+              <w:top w:val="nil"/>
+              <w:left w:val="single" w:sz="4" w:space="0" w:color="auto"/>
+              <w:bottom w:val="single" w:sz="4" w:space="0" w:color="auto"/>
+              <w:right w:val="single" w:sz="4" w:space="0" w:color="auto"/>
+            </w:tcBorders>
+            <w:vAlign w:val="center"/>
+            <w:hideMark/>
+          </w:tcPr>
+          <w:p>
+            <w:pPr>
+              <w:rPr>
+                <w:color w:val="000000"/>
+                <w:sz w:val="24"/>
+                <w:szCs w:val="24"/>
+                <w:lang w:val="ru-BY"/>
+              </w:rPr>
+            </w:pPr>
+          </w:p>
+        </w:tc>
+        <w:tc>
+          <w:tcPr>
+            <w:tcW w:w="993" w:type="dxa"/>
+            <w:vMerge/>
+            <w:tcBorders>
+              <w:top w:val="nil"/>
+              <w:left w:val="single" w:sz="4" w:space="0" w:color="auto"/>
+              <w:bottom w:val="single" w:sz="4" w:space="0" w:color="auto"/>
+              <w:right w:val="single" w:sz="4" w:space="0" w:color="auto"/>
+            </w:tcBorders>
+            <w:vAlign w:val="center"/>
+            <w:hideMark/>
+          </w:tcPr>
+          <w:p>
+            <w:pPr>
+              <w:rPr>
+                <w:color w:val="000000"/>
+                <w:sz w:val="24"/>
+                <w:szCs w:val="24"/>
+                <w:lang w:val="ru-BY"/>
+              </w:rPr>
+            </w:pPr>
+          </w:p>
+        </w:tc>
+        <w:tc>
+          <w:tcPr>
+            <w:tcW w:w="947" w:type="dxa"/>
+            <w:vMerge/>
+            <w:tcBorders>
+              <w:top w:val="nil"/>
+              <w:left w:val="single" w:sz="4" w:space="0" w:color="auto"/>
+              <w:bottom w:val="single" w:sz="4" w:space="0" w:color="auto"/>
+              <w:right w:val="single" w:sz="4" w:space="0" w:color="auto"/>
+            </w:tcBorders>
+            <w:vAlign w:val="center"/>
+            <w:hideMark/>
+          </w:tcPr>
+          <w:p>
+            <w:pPr>
+              <w:rPr>
+                <w:color w:val="000000"/>
+                <w:sz w:val="24"/>
+                <w:szCs w:val="24"/>
+                <w:lang w:val="ru-BY"/>
+              </w:rPr>
+            </w:pPr>
+          </w:p>
+        </w:tc>
+        <w:tc>
+          <w:tcPr>
+            <w:tcW w:w="222" w:type="dxa"/>
+            <w:tcBorders>
+              <w:top w:val="nil"/>
+              <w:left w:val="nil"/>
+              <w:bottom w:val="nil"/>
+              <w:right w:val="nil"/>
+            </w:tcBorders>
+            <w:noWrap/>
+            <w:vAlign w:val="bottom"/>
+            <w:hideMark/>
+          </w:tcPr>
+          <w:p>
+            <w:pPr>
+              <w:rPr>
+                <w:sz w:val="20"/>
+                <w:szCs w:val="20"/>
+                <w:lang w:val="ru-BY"/>
+              </w:rPr>
+            </w:pPr>
+          </w:p>
+        </w:tc>
+      </w:tr>
+      <w:tr>
+        <w:trPr>
+          <w:trHeight w:val="1360"/>
+        </w:trPr>
+        <w:tc>
+          <w:tcPr>
+            <w:tcW w:w="2243" w:type="dxa"/>
+            <w:tcBorders>
+              <w:top w:val="nil"/>
+              <w:left w:val="single" w:sz="4" w:space="0" w:color="auto"/>
+              <w:bottom w:val="single" w:sz="4" w:space="0" w:color="auto"/>
+              <w:right w:val="single" w:sz="4" w:space="0" w:color="auto"/>
+            </w:tcBorders>
+            <w:vAlign w:val="center"/>
+            <w:hideMark/>
+          </w:tcPr>
+          <w:p>
+            <w:pPr>
+              <w:rPr>
+                <w:color w:val="000000"/>
+                <w:sz w:val="24"/>
+                <w:szCs w:val="24"/>
+                <w:lang w:val="ru-BY"/>
+              </w:rPr>
+            </w:pPr>
+            <w:r>
+              <w:rPr>
+                <w:color w:val="000000"/>
+                <w:sz w:val="24"/>
+              </w:rPr>
+              <w:t>Номера вершин подграфа</w:t>
+            </w:r>
+          </w:p>
+        </w:tc>
+        <w:tc>
+          <w:tcPr>
+            <w:tcW w:w="716" w:type="dxa"/>
+            <w:tcBorders>
+              <w:top w:val="nil"/>
+              <w:left w:val="nil"/>
+              <w:bottom w:val="single" w:sz="4" w:space="0" w:color="auto"/>
+              <w:right w:val="single" w:sz="4" w:space="0" w:color="auto"/>
+            </w:tcBorders>
+            <w:vAlign w:val="center"/>
+            <w:hideMark/>
+          </w:tcPr>
+          <w:p>
+            <w:pPr>
+              <w:jc w:val="center"/>
+              <w:rPr>
+                <w:color w:val="000000"/>
+                <w:sz w:val="24"/>
+                <w:szCs w:val="24"/>
+                <w:lang w:val="ru-BY"/>
+              </w:rPr>
+            </w:pPr>
+            <w:r>
+              <w:rPr>
+                <w:color w:val="000000"/>
+                <w:sz w:val="24"/>
+                <w:szCs w:val="24"/>
+                <w:lang w:val="ru-BY"/>
+              </w:rPr>
+              <w:t>3, 4, 5, 6, 11, 12, 13</w:t>
+            </w:r>
+          </w:p>
+        </w:tc>
+        <w:tc>
+          <w:tcPr>
+            <w:tcW w:w="653" w:type="dxa"/>
+            <w:tcBorders>
+              <w:top w:val="nil"/>
+              <w:left w:val="nil"/>
+              <w:bottom w:val="single" w:sz="4" w:space="0" w:color="auto"/>
+              <w:right w:val="single" w:sz="4" w:space="0" w:color="auto"/>
+            </w:tcBorders>
+            <w:vAlign w:val="center"/>
+            <w:hideMark/>
+          </w:tcPr>
+          <w:p>
+            <w:pPr>
+              <w:jc w:val="center"/>
+              <w:rPr>
+                <w:color w:val="000000"/>
+                <w:sz w:val="24"/>
+                <w:szCs w:val="24"/>
+                <w:lang w:val="ru-BY"/>
+              </w:rPr>
+            </w:pPr>
+            <w:r>
+              <w:rPr>
+                <w:color w:val="000000"/>
+                <w:sz w:val="24"/>
+                <w:szCs w:val="24"/>
+                <w:lang w:val="ru-BY"/>
+              </w:rPr>
+              <w:t>6, 11, 12, 13</w:t>
+            </w:r>
+          </w:p>
+        </w:tc>
+        <w:tc>
+          <w:tcPr>
+            <w:tcW w:w="668" w:type="dxa"/>
+            <w:tcBorders>
+              <w:top w:val="nil"/>
+              <w:left w:val="nil"/>
+              <w:bottom w:val="single" w:sz="4" w:space="0" w:color="auto"/>
+              <w:right w:val="single" w:sz="4" w:space="0" w:color="auto"/>
+            </w:tcBorders>
+            <w:vAlign w:val="center"/>
+            <w:hideMark/>
+          </w:tcPr>
+          <w:p>
+            <w:pPr>
+              <w:jc w:val="center"/>
+              <w:rPr>
+                <w:color w:val="000000"/>
+                <w:sz w:val="24"/>
+                <w:szCs w:val="24"/>
+                <w:lang w:val="ru-BY"/>
+              </w:rPr>
+            </w:pPr>
+            <w:r>
+              <w:rPr>
+                <w:color w:val="000000"/>
+                <w:sz w:val="24"/>
+                <w:szCs w:val="24"/>
+                <w:lang w:val="ru-BY"/>
+              </w:rPr>
+              <w:t>12, 13</w:t>
+            </w:r>
+          </w:p>
+        </w:tc>
+        <w:tc>
+          <w:tcPr>
+            <w:tcW w:w="668" w:type="dxa"/>
+            <w:tcBorders>
+              <w:top w:val="nil"/>
+              <w:left w:val="nil"/>
+              <w:bottom w:val="single" w:sz="4" w:space="0" w:color="auto"/>
+              <w:right w:val="single" w:sz="4" w:space="0" w:color="auto"/>
+            </w:tcBorders>
+            <w:vAlign w:val="center"/>
+            <w:hideMark/>
+          </w:tcPr>
+          <w:p>
+            <w:pPr>
+              <w:jc w:val="center"/>
+              <w:rPr>
+                <w:color w:val="000000"/>
+                <w:sz w:val="24"/>
+                <w:szCs w:val="24"/>
+                <w:lang w:val="ru-BY"/>
+              </w:rPr>
+            </w:pPr>
+            <w:r>
+              <w:rPr>
+                <w:color w:val="000000"/>
+                <w:sz w:val="24"/>
+                <w:szCs w:val="24"/>
+                <w:lang w:val="ru-BY"/>
+              </w:rPr>
+              <w:t>14, 15</w:t>
+            </w:r>
+          </w:p>
+        </w:tc>
+        <w:tc>
+          <w:tcPr>
+            <w:tcW w:w="668" w:type="dxa"/>
+            <w:tcBorders>
+              <w:top w:val="nil"/>
+              <w:left w:val="nil"/>
+              <w:bottom w:val="single" w:sz="4" w:space="0" w:color="auto"/>
+              <w:right w:val="single" w:sz="4" w:space="0" w:color="auto"/>
+            </w:tcBorders>
+            <w:vAlign w:val="center"/>
+            <w:hideMark/>
+          </w:tcPr>
+          <w:p>
+            <w:pPr>
+              <w:jc w:val="center"/>
+              <w:rPr>
+                <w:color w:val="000000"/>
+                <w:sz w:val="24"/>
+                <w:szCs w:val="24"/>
+                <w:lang w:val="ru-BY"/>
+              </w:rPr>
+            </w:pPr>
+            <w:r>
+              <w:rPr>
+                <w:color w:val="000000"/>
+                <w:sz w:val="24"/>
+                <w:szCs w:val="24"/>
+                <w:lang w:val="ru-BY"/>
+              </w:rPr>
+              <w:t>16, 17</w:t>
+            </w:r>
+          </w:p>
+        </w:tc>
+        <w:tc>
+          <w:tcPr>
+            <w:tcW w:w="668" w:type="dxa"/>
+            <w:tcBorders>
+              <w:top w:val="nil"/>
+              <w:left w:val="nil"/>
+              <w:bottom w:val="single" w:sz="4" w:space="0" w:color="auto"/>
+              <w:right w:val="single" w:sz="4" w:space="0" w:color="auto"/>
+            </w:tcBorders>
+            <w:vAlign w:val="center"/>
+            <w:hideMark/>
+          </w:tcPr>
+          <w:p>
+            <w:pPr>
+              <w:jc w:val="center"/>
+              <w:rPr>
+                <w:color w:val="000000"/>
+                <w:sz w:val="24"/>
+                <w:szCs w:val="24"/>
+                <w:lang w:val="ru-BY"/>
+              </w:rPr>
+            </w:pPr>
+            <w:r>
+              <w:rPr>
+                <w:color w:val="000000"/>
+                <w:sz w:val="24"/>
+                <w:szCs w:val="24"/>
+                <w:lang w:val="ru-BY"/>
+              </w:rPr>
+              <w:t>18, 19, 20</w:t>
+            </w:r>
+          </w:p>
+        </w:tc>
+        <w:tc>
+          <w:tcPr>
+            <w:tcW w:w="668" w:type="dxa"/>
+            <w:tcBorders>
+              <w:top w:val="nil"/>
+              <w:left w:val="nil"/>
+              <w:bottom w:val="single" w:sz="4" w:space="0" w:color="auto"/>
+              <w:right w:val="single" w:sz="4" w:space="0" w:color="auto"/>
+            </w:tcBorders>
+            <w:vAlign w:val="center"/>
+            <w:hideMark/>
+          </w:tcPr>
+          <w:p>
+            <w:pPr>
+              <w:jc w:val="center"/>
+              <w:rPr>
+                <w:color w:val="000000"/>
+                <w:sz w:val="24"/>
+                <w:szCs w:val="24"/>
+                <w:lang w:val="ru-BY"/>
+              </w:rPr>
+            </w:pPr>
+            <w:r>
+              <w:rPr>
+                <w:color w:val="000000"/>
+                <w:sz w:val="24"/>
+                <w:szCs w:val="24"/>
+                <w:lang w:val="ru-BY"/>
+              </w:rPr>
+              <w:t>22, 23</w:t>
+            </w:r>
+          </w:p>
+        </w:tc>
+        <w:tc>
+          <w:tcPr>
+            <w:tcW w:w="993" w:type="dxa"/>
+            <w:tcBorders>
+              <w:top w:val="nil"/>
+              <w:left w:val="nil"/>
+              <w:bottom w:val="single" w:sz="4" w:space="0" w:color="auto"/>
+              <w:right w:val="single" w:sz="4" w:space="0" w:color="auto"/>
+            </w:tcBorders>
+            <w:vAlign w:val="center"/>
+            <w:hideMark/>
+          </w:tcPr>
+          <w:p>
+            <w:pPr>
+              <w:jc w:val="center"/>
+              <w:rPr>
+                <w:color w:val="000000"/>
+                <w:sz w:val="24"/>
+                <w:szCs w:val="24"/>
+                <w:lang w:val="ru-BY"/>
+              </w:rPr>
+            </w:pPr>
+            <w:r>
+              <w:rPr>
+                <w:color w:val="000000"/>
+                <w:sz w:val="24"/>
+                <w:szCs w:val="24"/>
+                <w:lang w:val="ru-BY"/>
+              </w:rPr>
+              <w:t>27, 28, 29, 30, 32, 33, 34, 35, 36, 37, 38</w:t>
+            </w:r>
+          </w:p>
+        </w:tc>
+        <w:tc>
+          <w:tcPr>
+            <w:tcW w:w="993" w:type="dxa"/>
+            <w:tcBorders>
+              <w:top w:val="nil"/>
+              <w:left w:val="nil"/>
+              <w:bottom w:val="single" w:sz="4" w:space="0" w:color="auto"/>
+              <w:right w:val="single" w:sz="4" w:space="0" w:color="auto"/>
+            </w:tcBorders>
+            <w:vAlign w:val="center"/>
+            <w:hideMark/>
+          </w:tcPr>
+          <w:p>
+            <w:pPr>
+              <w:jc w:val="center"/>
+              <w:rPr>
+                <w:color w:val="000000"/>
+                <w:sz w:val="24"/>
+                <w:szCs w:val="24"/>
+                <w:lang w:val="ru-BY"/>
+              </w:rPr>
+            </w:pPr>
+            <w:r>
+              <w:rPr>
+                <w:color w:val="000000"/>
+                <w:sz w:val="24"/>
+                <w:szCs w:val="24"/>
+                <w:lang w:val="ru-BY"/>
+              </w:rPr>
+              <w:t>29, 30, 32, 33, 34, 35, 36, 37, 38</w:t>
+            </w:r>
+          </w:p>
+        </w:tc>
+        <w:tc>
+          <w:tcPr>
+            <w:tcW w:w="993" w:type="dxa"/>
+            <w:tcBorders>
+              <w:top w:val="nil"/>
+              <w:left w:val="nil"/>
+              <w:bottom w:val="single" w:sz="4" w:space="0" w:color="auto"/>
+              <w:right w:val="single" w:sz="4" w:space="0" w:color="auto"/>
+            </w:tcBorders>
+            <w:vAlign w:val="center"/>
+            <w:hideMark/>
+          </w:tcPr>
+          <w:p>
+            <w:pPr>
+              <w:jc w:val="center"/>
+              <w:rPr>
+                <w:color w:val="000000"/>
+                <w:sz w:val="24"/>
+                <w:szCs w:val="24"/>
+                <w:lang w:val="ru-BY"/>
+              </w:rPr>
+            </w:pPr>
+            <w:r>
+              <w:rPr>
+                <w:color w:val="000000"/>
+                <w:sz w:val="24"/>
+                <w:szCs w:val="24"/>
+                <w:lang w:val="ru-BY"/>
+              </w:rPr>
+              <w:t>33, 34, 35, 36, 37, 38</w:t>
+            </w:r>
+          </w:p>
+        </w:tc>
+        <w:tc>
+          <w:tcPr>
+            <w:tcW w:w="947" w:type="dxa"/>
+            <w:tcBorders>
+              <w:top w:val="nil"/>
+              <w:left w:val="nil"/>
+              <w:bottom w:val="single" w:sz="4" w:space="0" w:color="auto"/>
+              <w:right w:val="single" w:sz="4" w:space="0" w:color="auto"/>
+            </w:tcBorders>
+            <w:vAlign w:val="center"/>
+            <w:hideMark/>
+          </w:tcPr>
+          <w:p>
+            <w:pPr>
+              <w:jc w:val="center"/>
+              <w:rPr>
+                <w:color w:val="000000"/>
+                <w:sz w:val="24"/>
+                <w:szCs w:val="24"/>
+                <w:lang w:val="ru-BY"/>
+              </w:rPr>
+            </w:pPr>
+            <w:r>
+              <w:rPr>
+                <w:color w:val="000000"/>
+                <w:sz w:val="24"/>
+                <w:szCs w:val="24"/>
+                <w:lang w:val="ru-BY"/>
+              </w:rPr>
+              <w:t>36, 37, 38</w:t>
+            </w:r>
+          </w:p>
+        </w:tc>
+        <w:tc>
+          <w:tcPr>
+            <w:tcW w:w="222" w:type="dxa"/>
+            <w:vAlign w:val="center"/>
+            <w:hideMark/>
+          </w:tcPr>
+          <w:p>
+            <w:pPr>
+              <w:rPr>
+                <w:sz w:val="20"/>
+                <w:szCs w:val="20"/>
+                <w:lang w:val="ru-BY"/>
+              </w:rPr>
+            </w:pPr>
+          </w:p>
+        </w:tc>
+      </w:tr>
+      <w:tr>
+        <w:trPr>
+          <w:trHeight w:val="320"/>
+        </w:trPr>
+        <w:tc>
+          <w:tcPr>
+            <w:tcW w:w="2243" w:type="dxa"/>
+            <w:vMerge w:val="restart"/>
+            <w:tcBorders>
+              <w:top w:val="nil"/>
+              <w:left w:val="single" w:sz="4" w:space="0" w:color="auto"/>
+              <w:bottom w:val="single" w:sz="4" w:space="0" w:color="000000"/>
+              <w:right w:val="single" w:sz="4" w:space="0" w:color="auto"/>
+            </w:tcBorders>
+            <w:vAlign w:val="center"/>
+            <w:hideMark/>
+          </w:tcPr>
+          <w:p>
+            <w:pPr>
+              <w:rPr>
+                <w:color w:val="000000"/>
+                <w:sz w:val="24"/>
+                <w:szCs w:val="24"/>
+                <w:lang w:val="ru-BY"/>
+              </w:rPr>
+            </w:pPr>
+            <w:r>
+              <w:rPr>
+                <w:color w:val="000000"/>
+                <w:sz w:val="24"/>
+              </w:rPr>
+              <w:t>Номер нижней границы подграфа</w:t>
+            </w:r>
+          </w:p>
+        </w:tc>
+        <w:tc>
+          <w:tcPr>
+            <w:tcW w:w="716" w:type="dxa"/>
+            <w:vMerge w:val="restart"/>
+            <w:tcBorders>
+              <w:top w:val="nil"/>
+              <w:left w:val="single" w:sz="4" w:space="0" w:color="auto"/>
+              <w:bottom w:val="single" w:sz="4" w:space="0" w:color="auto"/>
+              <w:right w:val="single" w:sz="4" w:space="0" w:color="auto"/>
+            </w:tcBorders>
+            <w:vAlign w:val="center"/>
+            <w:hideMark/>
+          </w:tcPr>
+          <w:p>
+            <w:pPr>
+              <w:jc w:val="center"/>
+              <w:rPr>
+                <w:color w:val="000000"/>
+                <w:sz w:val="24"/>
+                <w:szCs w:val="24"/>
+                <w:lang w:val="ru-BY"/>
+              </w:rPr>
+            </w:pPr>
+            <w:r>
+              <w:rPr>
+                <w:color w:val="000000"/>
+                <w:sz w:val="24"/>
+                <w:szCs w:val="24"/>
+                <w:lang w:val="ru-BY"/>
+              </w:rPr>
+              <w:t>7</w:t>
+            </w:r>
+          </w:p>
+        </w:tc>
+        <w:tc>
+          <w:tcPr>
+            <w:tcW w:w="653" w:type="dxa"/>
+            <w:vMerge w:val="restart"/>
+            <w:tcBorders>
+              <w:top w:val="nil"/>
+              <w:left w:val="single" w:sz="4" w:space="0" w:color="auto"/>
+              <w:bottom w:val="single" w:sz="4" w:space="0" w:color="auto"/>
+              <w:right w:val="single" w:sz="4" w:space="0" w:color="auto"/>
+            </w:tcBorders>
+            <w:vAlign w:val="center"/>
+            <w:hideMark/>
+          </w:tcPr>
+          <w:p>
+            <w:pPr>
+              <w:jc w:val="center"/>
+              <w:rPr>
+                <w:color w:val="000000"/>
+                <w:sz w:val="24"/>
+                <w:szCs w:val="24"/>
+                <w:lang w:val="ru-BY"/>
+              </w:rPr>
+            </w:pPr>
+            <w:r>
+              <w:rPr>
+                <w:color w:val="000000"/>
+                <w:sz w:val="24"/>
+                <w:szCs w:val="24"/>
+                <w:lang w:val="ru-BY"/>
+              </w:rPr>
+              <w:t>3</w:t>
+            </w:r>
+          </w:p>
+        </w:tc>
+        <w:tc>
+          <w:tcPr>
+            <w:tcW w:w="668" w:type="dxa"/>
+            <w:vMerge w:val="restart"/>
+            <w:tcBorders>
+              <w:top w:val="nil"/>
+              <w:left w:val="single" w:sz="4" w:space="0" w:color="auto"/>
+              <w:bottom w:val="single" w:sz="4" w:space="0" w:color="auto"/>
+              <w:right w:val="single" w:sz="4" w:space="0" w:color="auto"/>
+            </w:tcBorders>
+            <w:vAlign w:val="center"/>
+            <w:hideMark/>
+          </w:tcPr>
+          <w:p>
+            <w:pPr>
+              <w:jc w:val="center"/>
+              <w:rPr>
+                <w:color w:val="000000"/>
+                <w:sz w:val="24"/>
+                <w:szCs w:val="24"/>
+                <w:lang w:val="ru-BY"/>
+              </w:rPr>
+            </w:pPr>
+            <w:r>
+              <w:rPr>
+                <w:color w:val="000000"/>
+                <w:sz w:val="24"/>
+                <w:szCs w:val="24"/>
+                <w:lang w:val="ru-BY"/>
+              </w:rPr>
+              <w:t>3</w:t>
+            </w:r>
+          </w:p>
+        </w:tc>
+        <w:tc>
+          <w:tcPr>
+            <w:tcW w:w="668" w:type="dxa"/>
+            <w:vMerge w:val="restart"/>
+            <w:tcBorders>
+              <w:top w:val="nil"/>
+              <w:left w:val="single" w:sz="4" w:space="0" w:color="auto"/>
+              <w:bottom w:val="single" w:sz="4" w:space="0" w:color="auto"/>
+              <w:right w:val="single" w:sz="4" w:space="0" w:color="auto"/>
+            </w:tcBorders>
+            <w:vAlign w:val="center"/>
+            <w:hideMark/>
+          </w:tcPr>
+          <w:p>
+            <w:pPr>
+              <w:jc w:val="center"/>
+              <w:rPr>
+                <w:color w:val="000000"/>
+                <w:sz w:val="24"/>
+                <w:szCs w:val="24"/>
+                <w:lang w:val="ru-BY"/>
+              </w:rPr>
+            </w:pPr>
+            <w:r>
+              <w:rPr>
+                <w:color w:val="000000"/>
+                <w:sz w:val="24"/>
+                <w:szCs w:val="24"/>
+                <w:lang w:val="ru-BY"/>
+              </w:rPr>
+              <w:t>16</w:t>
+            </w:r>
+          </w:p>
+        </w:tc>
+        <w:tc>
+          <w:tcPr>
+            <w:tcW w:w="668" w:type="dxa"/>
+            <w:vMerge w:val="restart"/>
+            <w:tcBorders>
+              <w:top w:val="nil"/>
+              <w:left w:val="single" w:sz="4" w:space="0" w:color="auto"/>
+              <w:bottom w:val="single" w:sz="4" w:space="0" w:color="auto"/>
+              <w:right w:val="single" w:sz="4" w:space="0" w:color="auto"/>
+            </w:tcBorders>
+            <w:vAlign w:val="center"/>
+            <w:hideMark/>
+          </w:tcPr>
+          <w:p>
+            <w:pPr>
+              <w:jc w:val="center"/>
+              <w:rPr>
+                <w:color w:val="000000"/>
+                <w:sz w:val="24"/>
+                <w:szCs w:val="24"/>
+                <w:lang w:val="ru-BY"/>
+              </w:rPr>
+            </w:pPr>
+            <w:r>
+              <w:rPr>
+                <w:color w:val="000000"/>
+                <w:sz w:val="24"/>
+                <w:szCs w:val="24"/>
+                <w:lang w:val="ru-BY"/>
+              </w:rPr>
+              <w:t>18</w:t>
+            </w:r>
+          </w:p>
+        </w:tc>
+        <w:tc>
+          <w:tcPr>
+            <w:tcW w:w="668" w:type="dxa"/>
+            <w:vMerge w:val="restart"/>
+            <w:tcBorders>
+              <w:top w:val="nil"/>
+              <w:left w:val="single" w:sz="4" w:space="0" w:color="auto"/>
+              <w:bottom w:val="single" w:sz="4" w:space="0" w:color="auto"/>
+              <w:right w:val="single" w:sz="4" w:space="0" w:color="auto"/>
+            </w:tcBorders>
+            <w:vAlign w:val="center"/>
+            <w:hideMark/>
+          </w:tcPr>
+          <w:p>
+            <w:pPr>
+              <w:jc w:val="center"/>
+              <w:rPr>
+                <w:color w:val="000000"/>
+                <w:sz w:val="24"/>
+                <w:szCs w:val="24"/>
+                <w:lang w:val="ru-BY"/>
+              </w:rPr>
+            </w:pPr>
+            <w:r>
+              <w:rPr>
+                <w:color w:val="000000"/>
+                <w:sz w:val="24"/>
+                <w:szCs w:val="24"/>
+                <w:lang w:val="ru-BY"/>
+              </w:rPr>
+              <w:t>21</w:t>
+            </w:r>
+          </w:p>
+        </w:tc>
+        <w:tc>
+          <w:tcPr>
+            <w:tcW w:w="668" w:type="dxa"/>
+            <w:vMerge w:val="restart"/>
+            <w:tcBorders>
+              <w:top w:val="nil"/>
+              <w:left w:val="single" w:sz="4" w:space="0" w:color="auto"/>
+              <w:bottom w:val="single" w:sz="4" w:space="0" w:color="auto"/>
+              <w:right w:val="single" w:sz="4" w:space="0" w:color="auto"/>
+            </w:tcBorders>
+            <w:vAlign w:val="center"/>
+            <w:hideMark/>
+          </w:tcPr>
+          <w:p>
+            <w:pPr>
+              <w:jc w:val="center"/>
+              <w:rPr>
+                <w:color w:val="000000"/>
+                <w:sz w:val="24"/>
+                <w:szCs w:val="24"/>
+                <w:lang w:val="ru-BY"/>
+              </w:rPr>
+            </w:pPr>
+            <w:r>
+              <w:rPr>
+                <w:color w:val="000000"/>
+                <w:sz w:val="24"/>
+                <w:szCs w:val="24"/>
+                <w:lang w:val="ru-BY"/>
+              </w:rPr>
+              <w:t>24</w:t>
+            </w:r>
+          </w:p>
+        </w:tc>
+        <w:tc>
+          <w:tcPr>
+            <w:tcW w:w="993" w:type="dxa"/>
+            <w:vMerge w:val="restart"/>
+            <w:tcBorders>
+              <w:top w:val="nil"/>
+              <w:left w:val="single" w:sz="4" w:space="0" w:color="auto"/>
+              <w:bottom w:val="single" w:sz="4" w:space="0" w:color="auto"/>
+              <w:right w:val="single" w:sz="4" w:space="0" w:color="auto"/>
+            </w:tcBorders>
+            <w:vAlign w:val="center"/>
+            <w:hideMark/>
+          </w:tcPr>
+          <w:p>
+            <w:pPr>
+              <w:jc w:val="center"/>
+              <w:rPr>
+                <w:color w:val="000000"/>
+                <w:sz w:val="24"/>
+                <w:szCs w:val="24"/>
+                <w:lang w:val="ru-BY"/>
+              </w:rPr>
+            </w:pPr>
+            <w:r>
+              <w:rPr>
+                <w:color w:val="000000"/>
+                <w:sz w:val="24"/>
+                <w:szCs w:val="24"/>
+                <w:lang w:val="ru-BY"/>
+              </w:rPr>
+              <w:t>31</w:t>
+            </w:r>
+          </w:p>
+        </w:tc>
+        <w:tc>
+          <w:tcPr>
+            <w:tcW w:w="993" w:type="dxa"/>
+            <w:vMerge w:val="restart"/>
+            <w:tcBorders>
+              <w:top w:val="nil"/>
+              <w:left w:val="single" w:sz="4" w:space="0" w:color="auto"/>
+              <w:bottom w:val="single" w:sz="4" w:space="0" w:color="auto"/>
+              <w:right w:val="single" w:sz="4" w:space="0" w:color="auto"/>
+            </w:tcBorders>
+            <w:vAlign w:val="center"/>
+            <w:hideMark/>
+          </w:tcPr>
+          <w:p>
+            <w:pPr>
+              <w:jc w:val="center"/>
+              <w:rPr>
+                <w:color w:val="000000"/>
+                <w:sz w:val="24"/>
+                <w:szCs w:val="24"/>
+                <w:lang w:val="ru-BY"/>
+              </w:rPr>
+            </w:pPr>
+            <w:r>
+              <w:rPr>
+                <w:color w:val="000000"/>
+                <w:sz w:val="24"/>
+                <w:szCs w:val="24"/>
+                <w:lang w:val="ru-BY"/>
+              </w:rPr>
+              <w:t>27</w:t>
+            </w:r>
+          </w:p>
+        </w:tc>
+        <w:tc>
+          <w:tcPr>
+            <w:tcW w:w="993" w:type="dxa"/>
+            <w:vMerge w:val="restart"/>
+            <w:tcBorders>
+              <w:top w:val="nil"/>
+              <w:left w:val="single" w:sz="4" w:space="0" w:color="auto"/>
+              <w:bottom w:val="single" w:sz="4" w:space="0" w:color="auto"/>
+              <w:right w:val="single" w:sz="4" w:space="0" w:color="auto"/>
+            </w:tcBorders>
+            <w:vAlign w:val="center"/>
+            <w:hideMark/>
+          </w:tcPr>
+          <w:p>
+            <w:pPr>
+              <w:jc w:val="center"/>
+              <w:rPr>
+                <w:color w:val="000000"/>
+                <w:sz w:val="24"/>
+                <w:szCs w:val="24"/>
+                <w:lang w:val="ru-BY"/>
+              </w:rPr>
+            </w:pPr>
+            <w:r>
+              <w:rPr>
+                <w:color w:val="000000"/>
+                <w:sz w:val="24"/>
+                <w:szCs w:val="24"/>
+                <w:lang w:val="ru-BY"/>
+              </w:rPr>
+              <w:t>27</w:t>
+            </w:r>
+          </w:p>
+        </w:tc>
+        <w:tc>
+          <w:tcPr>
+            <w:tcW w:w="947" w:type="dxa"/>
+            <w:vMerge w:val="restart"/>
+            <w:tcBorders>
+              <w:top w:val="nil"/>
+              <w:left w:val="single" w:sz="4" w:space="0" w:color="auto"/>
+              <w:bottom w:val="single" w:sz="4" w:space="0" w:color="auto"/>
+              <w:right w:val="single" w:sz="4" w:space="0" w:color="auto"/>
+            </w:tcBorders>
+            <w:vAlign w:val="center"/>
+            <w:hideMark/>
+          </w:tcPr>
+          <w:p>
+            <w:pPr>
+              <w:jc w:val="center"/>
+              <w:rPr>
+                <w:color w:val="000000"/>
+                <w:sz w:val="24"/>
+                <w:szCs w:val="24"/>
+                <w:lang w:val="ru-BY"/>
+              </w:rPr>
+            </w:pPr>
+            <w:r>
+              <w:rPr>
+                <w:color w:val="000000"/>
+                <w:sz w:val="24"/>
+                <w:szCs w:val="24"/>
+                <w:lang w:val="ru-BY"/>
+              </w:rPr>
+              <w:t>27</w:t>
+            </w:r>
+          </w:p>
+        </w:tc>
+        <w:tc>
+          <w:tcPr>
+            <w:tcW w:w="222" w:type="dxa"/>
+            <w:vAlign w:val="center"/>
+            <w:hideMark/>
+          </w:tcPr>
+          <w:p>
+            <w:pPr>
+              <w:rPr>
+                <w:sz w:val="20"/>
+                <w:szCs w:val="20"/>
+                <w:lang w:val="ru-BY"/>
+              </w:rPr>
+            </w:pPr>
+          </w:p>
+        </w:tc>
+      </w:tr>
+      <w:tr>
+        <w:trPr>
+          <w:trHeight w:val="320"/>
+        </w:trPr>
+        <w:tc>
+          <w:tcPr>
+            <w:tcW w:w="2243" w:type="dxa"/>
+            <w:vMerge/>
+            <w:tcBorders>
+              <w:top w:val="nil"/>
+              <w:left w:val="single" w:sz="4" w:space="0" w:color="auto"/>
+              <w:bottom w:val="single" w:sz="4" w:space="0" w:color="000000"/>
+              <w:right w:val="single" w:sz="4" w:space="0" w:color="auto"/>
+            </w:tcBorders>
+            <w:vAlign w:val="center"/>
+            <w:hideMark/>
+          </w:tcPr>
+          <w:p>
+            <w:pPr>
+              <w:rPr>
+                <w:color w:val="000000"/>
+                <w:sz w:val="24"/>
+                <w:szCs w:val="24"/>
+                <w:lang w:val="ru-BY"/>
+              </w:rPr>
+            </w:pPr>
+          </w:p>
+        </w:tc>
+        <w:tc>
+          <w:tcPr>
+            <w:tcW w:w="716" w:type="dxa"/>
+            <w:vMerge/>
+            <w:tcBorders>
+              <w:top w:val="nil"/>
+              <w:left w:val="single" w:sz="4" w:space="0" w:color="auto"/>
+              <w:bottom w:val="single" w:sz="4" w:space="0" w:color="auto"/>
+              <w:right w:val="single" w:sz="4" w:space="0" w:color="auto"/>
+            </w:tcBorders>
+            <w:vAlign w:val="center"/>
+            <w:hideMark/>
+          </w:tcPr>
+          <w:p>
+            <w:pPr>
+              <w:rPr>
+                <w:color w:val="000000"/>
+                <w:sz w:val="24"/>
+                <w:szCs w:val="24"/>
+                <w:lang w:val="ru-BY"/>
+              </w:rPr>
+            </w:pPr>
+          </w:p>
+        </w:tc>
+        <w:tc>
+          <w:tcPr>
+            <w:tcW w:w="653" w:type="dxa"/>
+            <w:vMerge/>
+            <w:tcBorders>
+              <w:top w:val="nil"/>
+              <w:left w:val="single" w:sz="4" w:space="0" w:color="auto"/>
+              <w:bottom w:val="single" w:sz="4" w:space="0" w:color="auto"/>
+              <w:right w:val="single" w:sz="4" w:space="0" w:color="auto"/>
+            </w:tcBorders>
+            <w:vAlign w:val="center"/>
+            <w:hideMark/>
+          </w:tcPr>
+          <w:p>
+            <w:pPr>
+              <w:rPr>
+                <w:color w:val="000000"/>
+                <w:sz w:val="24"/>
+                <w:szCs w:val="24"/>
+                <w:lang w:val="ru-BY"/>
+              </w:rPr>
+            </w:pPr>
+          </w:p>
+        </w:tc>
+        <w:tc>
+          <w:tcPr>
+            <w:tcW w:w="668" w:type="dxa"/>
+            <w:vMerge/>
+            <w:tcBorders>
+              <w:top w:val="nil"/>
+              <w:left w:val="single" w:sz="4" w:space="0" w:color="auto"/>
+              <w:bottom w:val="single" w:sz="4" w:space="0" w:color="auto"/>
+              <w:right w:val="single" w:sz="4" w:space="0" w:color="auto"/>
+            </w:tcBorders>
+            <w:vAlign w:val="center"/>
+            <w:hideMark/>
+          </w:tcPr>
+          <w:p>
+            <w:pPr>
+              <w:rPr>
+                <w:color w:val="000000"/>
+                <w:sz w:val="24"/>
+                <w:szCs w:val="24"/>
+                <w:lang w:val="ru-BY"/>
+              </w:rPr>
+            </w:pPr>
+          </w:p>
+        </w:tc>
+        <w:tc>
+          <w:tcPr>
+            <w:tcW w:w="668" w:type="dxa"/>
+            <w:vMerge/>
+            <w:tcBorders>
+              <w:top w:val="nil"/>
+              <w:left w:val="single" w:sz="4" w:space="0" w:color="auto"/>
+              <w:bottom w:val="single" w:sz="4" w:space="0" w:color="auto"/>
+              <w:right w:val="single" w:sz="4" w:space="0" w:color="auto"/>
+            </w:tcBorders>
+            <w:vAlign w:val="center"/>
+            <w:hideMark/>
+          </w:tcPr>
+          <w:p>
+            <w:pPr>
+              <w:rPr>
+                <w:color w:val="000000"/>
+                <w:sz w:val="24"/>
+                <w:szCs w:val="24"/>
+                <w:lang w:val="ru-BY"/>
+              </w:rPr>
+            </w:pPr>
+          </w:p>
+        </w:tc>
+        <w:tc>
+          <w:tcPr>
+            <w:tcW w:w="668" w:type="dxa"/>
+            <w:vMerge/>
+            <w:tcBorders>
+              <w:top w:val="nil"/>
+              <w:left w:val="single" w:sz="4" w:space="0" w:color="auto"/>
+              <w:bottom w:val="single" w:sz="4" w:space="0" w:color="auto"/>
+              <w:right w:val="single" w:sz="4" w:space="0" w:color="auto"/>
+            </w:tcBorders>
+            <w:vAlign w:val="center"/>
+            <w:hideMark/>
+          </w:tcPr>
+          <w:p>
+            <w:pPr>
+              <w:rPr>
+                <w:color w:val="000000"/>
+                <w:sz w:val="24"/>
+                <w:szCs w:val="24"/>
+                <w:lang w:val="ru-BY"/>
+              </w:rPr>
+            </w:pPr>
+          </w:p>
+        </w:tc>
+        <w:tc>
+          <w:tcPr>
+            <w:tcW w:w="668" w:type="dxa"/>
+            <w:vMerge/>
+            <w:tcBorders>
+              <w:top w:val="nil"/>
+              <w:left w:val="single" w:sz="4" w:space="0" w:color="auto"/>
+              <w:bottom w:val="single" w:sz="4" w:space="0" w:color="auto"/>
+              <w:right w:val="single" w:sz="4" w:space="0" w:color="auto"/>
+            </w:tcBorders>
+            <w:vAlign w:val="center"/>
+            <w:hideMark/>
+          </w:tcPr>
+          <w:p>
+            <w:pPr>
+              <w:rPr>
+                <w:color w:val="000000"/>
+                <w:sz w:val="24"/>
+                <w:szCs w:val="24"/>
+                <w:lang w:val="ru-BY"/>
+              </w:rPr>
+            </w:pPr>
+          </w:p>
+        </w:tc>
+        <w:tc>
+          <w:tcPr>
+            <w:tcW w:w="668" w:type="dxa"/>
+            <w:vMerge/>
+            <w:tcBorders>
+              <w:top w:val="nil"/>
+              <w:left w:val="single" w:sz="4" w:space="0" w:color="auto"/>
+              <w:bottom w:val="single" w:sz="4" w:space="0" w:color="auto"/>
+              <w:right w:val="single" w:sz="4" w:space="0" w:color="auto"/>
+            </w:tcBorders>
+            <w:vAlign w:val="center"/>
+            <w:hideMark/>
+          </w:tcPr>
+          <w:p>
+            <w:pPr>
+              <w:rPr>
+                <w:color w:val="000000"/>
+                <w:sz w:val="24"/>
+                <w:szCs w:val="24"/>
+                <w:lang w:val="ru-BY"/>
+              </w:rPr>
+            </w:pPr>
+          </w:p>
+        </w:tc>
+        <w:tc>
+          <w:tcPr>
+            <w:tcW w:w="993" w:type="dxa"/>
+            <w:vMerge/>
+            <w:tcBorders>
+              <w:top w:val="nil"/>
+              <w:left w:val="single" w:sz="4" w:space="0" w:color="auto"/>
+              <w:bottom w:val="single" w:sz="4" w:space="0" w:color="auto"/>
+              <w:right w:val="single" w:sz="4" w:space="0" w:color="auto"/>
+            </w:tcBorders>
+            <w:vAlign w:val="center"/>
+            <w:hideMark/>
+          </w:tcPr>
+          <w:p>
+            <w:pPr>
+              <w:rPr>
+                <w:color w:val="000000"/>
+                <w:sz w:val="24"/>
+                <w:szCs w:val="24"/>
+                <w:lang w:val="ru-BY"/>
+              </w:rPr>
+            </w:pPr>
+          </w:p>
+        </w:tc>
+        <w:tc>
+          <w:tcPr>
+            <w:tcW w:w="993" w:type="dxa"/>
+            <w:vMerge/>
+            <w:tcBorders>
+              <w:top w:val="nil"/>
+              <w:left w:val="single" w:sz="4" w:space="0" w:color="auto"/>
+              <w:bottom w:val="single" w:sz="4" w:space="0" w:color="auto"/>
+              <w:right w:val="single" w:sz="4" w:space="0" w:color="auto"/>
+            </w:tcBorders>
+            <w:vAlign w:val="center"/>
+            <w:hideMark/>
+          </w:tcPr>
+          <w:p>
+            <w:pPr>
+              <w:rPr>
+                <w:color w:val="000000"/>
+                <w:sz w:val="24"/>
+                <w:szCs w:val="24"/>
+                <w:lang w:val="ru-BY"/>
+              </w:rPr>
+            </w:pPr>
+          </w:p>
+        </w:tc>
+        <w:tc>
+          <w:tcPr>
+            <w:tcW w:w="993" w:type="dxa"/>
+            <w:vMerge/>
+            <w:tcBorders>
+              <w:top w:val="nil"/>
+              <w:left w:val="single" w:sz="4" w:space="0" w:color="auto"/>
+              <w:bottom w:val="single" w:sz="4" w:space="0" w:color="auto"/>
+              <w:right w:val="single" w:sz="4" w:space="0" w:color="auto"/>
+            </w:tcBorders>
+            <w:vAlign w:val="center"/>
+            <w:hideMark/>
+          </w:tcPr>
+          <w:p>
+            <w:pPr>
+              <w:rPr>
+                <w:color w:val="000000"/>
+                <w:sz w:val="24"/>
+                <w:szCs w:val="24"/>
+                <w:lang w:val="ru-BY"/>
+              </w:rPr>
+            </w:pPr>
+          </w:p>
+        </w:tc>
+        <w:tc>
+          <w:tcPr>
+            <w:tcW w:w="947" w:type="dxa"/>
+            <w:vMerge/>
+            <w:tcBorders>
+              <w:top w:val="nil"/>
+              <w:left w:val="single" w:sz="4" w:space="0" w:color="auto"/>
+              <w:bottom w:val="single" w:sz="4" w:space="0" w:color="auto"/>
+              <w:right w:val="single" w:sz="4" w:space="0" w:color="auto"/>
+            </w:tcBorders>
+            <w:vAlign w:val="center"/>
+            <w:hideMark/>
+          </w:tcPr>
+          <w:p>
+            <w:pPr>
+              <w:rPr>
+                <w:color w:val="000000"/>
+                <w:sz w:val="24"/>
+                <w:szCs w:val="24"/>
+                <w:lang w:val="ru-BY"/>
+              </w:rPr>
+            </w:pPr>
+          </w:p>
+        </w:tc>
+        <w:tc>
+          <w:tcPr>
+            <w:tcW w:w="222" w:type="dxa"/>
+            <w:tcBorders>
+              <w:top w:val="nil"/>
+              <w:left w:val="nil"/>
+              <w:bottom w:val="nil"/>
+              <w:right w:val="nil"/>
+            </w:tcBorders>
+            <w:noWrap/>
+            <w:vAlign w:val="bottom"/>
+            <w:hideMark/>
+          </w:tcPr>
+          <w:p>
+            <w:pPr>
+              <w:jc w:val="center"/>
+              <w:rPr>
+                <w:color w:val="000000"/>
+                <w:sz w:val="24"/>
+                <w:szCs w:val="24"/>
+                <w:lang w:val="ru-BY"/>
+              </w:rPr>
+            </w:pPr>
+          </w:p>
+        </w:tc>
+      </w:tr>
+    </w:tbl>
+    <w:p>
+      <w:pPr>
+        <w:ind w:left="-851" w:right="-143"/>
+        <w:jc w:val="center"/>
         <w:rPr>
           <w:b/>
           <w:bCs/>
         </w:rPr>
-        <w:t>#</w:t>
-      </w:r>
-      <w:r>
+      </w:pPr>
+    </w:p>
+    <w:p>
+      <w:pPr>
+        <w:ind w:left="-851" w:right="-143"/>
+        <w:jc w:val="center"/>
         <w:rPr>
           <w:b/>
           <w:bCs/>
         </w:rPr>
-        <w:t xml:space="preserve">: </w:t>
-      </w:r>
-    </w:p>
-    <w:p>
-      <w:pPr>
-        <w:ind w:right="-22" w:firstLine="720"/>
-        <w:jc w:val="both"/>
+      </w:pPr>
+    </w:p>
+    <w:p>
+      <w:pPr>
         <w:rPr>
           <w:b/>
           <w:bCs/>
         </w:rPr>
       </w:pPr>
+      <w:r>
+        <w:rPr>
+          <w:b/>
+          <w:bCs/>
+        </w:rPr>
+        <w:t xml:space="preserve">Таблица </w:t>
+      </w:r>
+      <w:r>
+        <w:rPr>
+          <w:b/>
+          <w:bCs/>
+        </w:rPr>
+        <w:t>2</w:t>
+      </w:r>
+      <w:r>
+        <w:rPr>
+          <w:b/>
+          <w:bCs/>
+        </w:rPr>
+        <w:t xml:space="preserve"> – </w:t>
+      </w:r>
+      <w:r>
+        <w:rPr>
+          <w:b/>
+          <w:bCs/>
+        </w:rPr>
+        <w:t>Скорректированные сложности подграфов программы</w:t>
+      </w:r>
     </w:p>
     <w:p>
       <w:pPr>
@@ -3541,58 +6379,8 @@
         <w:rPr>
           <w:b/>
           <w:bCs/>
-          <w:lang w:val="en-US"/>
-        </w:rPr>
-      </w:pPr>
-      <w:r>
-        <w:rPr>
-          <w:b/>
-          <w:bCs/>
-          <w:noProof/>
-          <w:lang w:val="en-US"/>
-        </w:rPr>
-        <w:drawing>
-          <wp:inline distT="0" distB="0" distL="0" distR="0" wp14:anchorId="3ECE803A" wp14:editId="03EF36BD">
-            <wp:extent cx="5940425" cy="4055745"/>
-            <wp:effectExtent l="0" t="0" r="3175" b="0"/>
-            <wp:docPr id="1438640306" name="Рисунок 2"/>
-            <wp:cNvGraphicFramePr>
-              <a:graphicFrameLocks xmlns:a="http://schemas.openxmlformats.org/drawingml/2006/main" noChangeAspect="1"/>
-            </wp:cNvGraphicFramePr>
-            <a:graphic xmlns:a="http://schemas.openxmlformats.org/drawingml/2006/main">
-              <a:graphicData uri="http://schemas.openxmlformats.org/drawingml/2006/picture">
-                <pic:pic xmlns:pic="http://schemas.openxmlformats.org/drawingml/2006/picture">
-                  <pic:nvPicPr>
-                    <pic:cNvPr id="1438640306" name="Рисунок 1438640306"/>
-                    <pic:cNvPicPr/>
-                  </pic:nvPicPr>
-                  <pic:blipFill>
-                    <a:blip r:embed="rId8" cstate="print">
-                      <a:extLst>
-                        <a:ext uri="{28A0092B-C50C-407E-A947-70E740481C1C}">
-                          <a14:useLocalDpi xmlns:a14="http://schemas.microsoft.com/office/drawing/2010/main" val="0"/>
-                        </a:ext>
-                      </a:extLst>
-                    </a:blip>
-                    <a:stretch>
-                      <a:fillRect/>
-                    </a:stretch>
-                  </pic:blipFill>
-                  <pic:spPr>
-                    <a:xfrm>
-                      <a:off x="0" y="0"/>
-                      <a:ext cx="5940425" cy="4055745"/>
-                    </a:xfrm>
-                    <a:prstGeom prst="rect">
-                      <a:avLst/>
-                    </a:prstGeom>
-                  </pic:spPr>
-                </pic:pic>
-              </a:graphicData>
-            </a:graphic>
-          </wp:inline>
-        </w:drawing>
-      </w:r>
+        </w:rPr>
+      </w:pPr>
     </w:p>
     <w:sectPr>
       <w:pgSz w:w="11906" w:h="16838"/>
